--- a/Infrastructure & Technologies.docx
+++ b/Infrastructure & Technologies.docx
@@ -198,16 +198,10 @@
           <w:b/>
           <w:bCs/>
         </w:rPr>
-        <w:t>Heroku</w:t>
-      </w:r>
-      <w:r>
-        <w:t xml:space="preserve"> is a cloud service that is used to deploy, manage, and scale modern apps. Heroku supports several programming languages &amp; frameworks, also we can use it to deploy SQL/NoSQL databases.</w:t>
-      </w:r>
-      <w:r>
-        <w:t xml:space="preserve"> </w:t>
-      </w:r>
-      <w:r>
-        <w:t>We use Heroku for hosting API, databases, and web applications.</w:t>
+        <w:t>GitHub</w:t>
+      </w:r>
+      <w:r>
+        <w:t xml:space="preserve"> is a code hosting platform for version control and collaboration. It allows us to work together on projects from anywhere.</w:t>
       </w:r>
       <w:r>
         <w:t xml:space="preserve"> </w:t>
@@ -239,49 +233,7 @@
           <w:b/>
           <w:bCs/>
         </w:rPr>
-        <w:t>GitHub</w:t>
-      </w:r>
-      <w:r>
-        <w:t xml:space="preserve"> is a code hosting platform for version control and collaboration. It allows us to work together on projects from anywhere.</w:t>
-      </w:r>
-      <w:r>
-        <w:t xml:space="preserve"> </w:t>
-      </w:r>
-      <w:r>
-        <w:t>(</w:t>
-      </w:r>
-      <w:r>
-        <w:rPr>
-          <w:b/>
-          <w:bCs/>
-        </w:rPr>
-        <w:t>free</w:t>
-      </w:r>
-      <w:r>
-        <w:t>)</w:t>
-      </w:r>
-    </w:p>
-    <w:p>
-      <w:pPr>
-        <w:pStyle w:val="ListParagraph"/>
-        <w:numPr>
-          <w:ilvl w:val="0"/>
-          <w:numId w:val="7"/>
-        </w:numPr>
-      </w:pPr>
-      <w:r>
-        <w:rPr>
-          <w:b/>
-          <w:bCs/>
-        </w:rPr>
-        <w:t xml:space="preserve">AWS </w:t>
-      </w:r>
-      <w:r>
-        <w:rPr>
-          <w:b/>
-          <w:bCs/>
-        </w:rPr>
-        <w:t>GitHub</w:t>
+        <w:t>AWS</w:t>
       </w:r>
       <w:r>
         <w:t xml:space="preserve"> </w:t>

--- a/Infrastructure & Technologies.docx
+++ b/Infrastructure & Technologies.docx
@@ -4,55 +4,285 @@
   <w:body>
     <w:p>
       <w:pPr>
-        <w:jc w:val="center"/>
-        <w:rPr>
+        <w:pStyle w:val="Title"/>
+        <w:rPr>
+          <w:rFonts w:asciiTheme="minorHAnsi" w:hAnsiTheme="minorHAnsi" w:cstheme="minorHAnsi"/>
           <w:b/>
           <w:bCs/>
-          <w:sz w:val="36"/>
-          <w:szCs w:val="36"/>
-        </w:rPr>
-      </w:pPr>
-      <w:r>
-        <w:rPr>
+          <w:w w:val="105"/>
+          <w:sz w:val="40"/>
+          <w:szCs w:val="40"/>
+        </w:rPr>
+      </w:pPr>
+      <w:r>
+        <w:rPr>
+          <w:rFonts w:asciiTheme="minorHAnsi" w:hAnsiTheme="minorHAnsi" w:cstheme="minorHAnsi"/>
           <w:b/>
           <w:bCs/>
-          <w:sz w:val="36"/>
-          <w:szCs w:val="36"/>
-        </w:rPr>
-        <w:t xml:space="preserve">Infrastructure </w:t>
-      </w:r>
-      <w:r>
-        <w:rPr>
-          <w:b/>
-          <w:bCs/>
-          <w:sz w:val="36"/>
-          <w:szCs w:val="36"/>
-        </w:rPr>
-        <w:t>and</w:t>
-      </w:r>
-      <w:r>
-        <w:rPr>
-          <w:b/>
-          <w:bCs/>
-          <w:sz w:val="36"/>
-          <w:szCs w:val="36"/>
-        </w:rPr>
-        <w:t xml:space="preserve"> Technologies</w:t>
-      </w:r>
-      <w:r>
-        <w:rPr>
-          <w:b/>
-          <w:bCs/>
-          <w:sz w:val="36"/>
-          <w:szCs w:val="36"/>
-        </w:rPr>
-        <w:t xml:space="preserve"> at X Company</w:t>
+          <w:w w:val="105"/>
+          <w:sz w:val="40"/>
+          <w:szCs w:val="40"/>
+        </w:rPr>
+        <w:t>infrastructure &amp; Technologies at x company</w:t>
       </w:r>
     </w:p>
     <w:p>
       <w:pPr>
-        <w:spacing w:before="32"/>
-        <w:ind w:right="1678"/>
+        <w:pStyle w:val="BodyText"/>
+        <w:spacing w:line="360" w:lineRule="auto"/>
+        <w:rPr>
+          <w:rFonts w:cstheme="minorHAnsi"/>
+          <w:b/>
+          <w:sz w:val="18"/>
+          <w:szCs w:val="18"/>
+        </w:rPr>
+      </w:pPr>
+    </w:p>
+    <w:p>
+      <w:pPr>
+        <w:pStyle w:val="BodyText"/>
+        <w:spacing w:line="360" w:lineRule="auto"/>
+        <w:rPr>
+          <w:rFonts w:cstheme="minorHAnsi"/>
+          <w:b/>
+          <w:sz w:val="18"/>
+          <w:szCs w:val="18"/>
+        </w:rPr>
+      </w:pPr>
+    </w:p>
+    <w:p>
+      <w:pPr>
+        <w:pStyle w:val="BodyText"/>
+        <w:spacing w:line="360" w:lineRule="auto"/>
+        <w:rPr>
+          <w:rFonts w:cstheme="minorHAnsi"/>
+          <w:b/>
+          <w:sz w:val="18"/>
+          <w:szCs w:val="18"/>
+        </w:rPr>
+      </w:pPr>
+    </w:p>
+    <w:p>
+      <w:pPr>
+        <w:pStyle w:val="BodyText"/>
+        <w:spacing w:line="360" w:lineRule="auto"/>
+        <w:rPr>
+          <w:rFonts w:cstheme="minorHAnsi"/>
+          <w:b/>
+          <w:sz w:val="18"/>
+          <w:szCs w:val="18"/>
+        </w:rPr>
+      </w:pPr>
+    </w:p>
+    <w:p>
+      <w:pPr>
+        <w:spacing w:before="32" w:line="360" w:lineRule="auto"/>
+        <w:ind w:left="1700" w:right="1678"/>
+        <w:jc w:val="center"/>
+        <w:rPr>
+          <w:rFonts w:cstheme="minorHAnsi"/>
+          <w:color w:val="1A1A1A"/>
+          <w:w w:val="115"/>
+          <w:sz w:val="18"/>
+          <w:szCs w:val="18"/>
+        </w:rPr>
+      </w:pPr>
+      <w:r>
+        <w:rPr>
+          <w:rFonts w:cstheme="minorHAnsi"/>
+          <w:b/>
+          <w:color w:val="44546A" w:themeColor="text2"/>
+          <w:w w:val="115"/>
+          <w:sz w:val="18"/>
+          <w:szCs w:val="18"/>
+        </w:rPr>
+        <w:t>Prepared</w:t>
+      </w:r>
+      <w:r>
+        <w:rPr>
+          <w:rFonts w:cstheme="minorHAnsi"/>
+          <w:b/>
+          <w:color w:val="44546A" w:themeColor="text2"/>
+          <w:spacing w:val="-4"/>
+          <w:w w:val="115"/>
+          <w:sz w:val="18"/>
+          <w:szCs w:val="18"/>
+        </w:rPr>
+        <w:t xml:space="preserve"> </w:t>
+      </w:r>
+      <w:r>
+        <w:rPr>
+          <w:rFonts w:cstheme="minorHAnsi"/>
+          <w:b/>
+          <w:color w:val="44546A" w:themeColor="text2"/>
+          <w:w w:val="115"/>
+          <w:sz w:val="18"/>
+          <w:szCs w:val="18"/>
+        </w:rPr>
+        <w:t>for</w:t>
+      </w:r>
+    </w:p>
+    <w:p>
+      <w:pPr>
+        <w:spacing w:before="32" w:line="360" w:lineRule="auto"/>
+        <w:ind w:left="1700" w:right="1678"/>
+        <w:jc w:val="center"/>
+        <w:rPr>
+          <w:rFonts w:cstheme="minorHAnsi"/>
+          <w:sz w:val="18"/>
+          <w:szCs w:val="18"/>
+        </w:rPr>
+      </w:pPr>
+      <w:bookmarkStart w:id="0" w:name="Dr._Ahmad_Bader"/>
+      <w:bookmarkEnd w:id="0"/>
+      <w:r>
+        <w:rPr>
+          <w:rFonts w:cstheme="minorHAnsi"/>
+          <w:color w:val="1A1A1A"/>
+          <w:w w:val="115"/>
+          <w:sz w:val="18"/>
+          <w:szCs w:val="18"/>
+        </w:rPr>
+        <w:t>Client Name</w:t>
+      </w:r>
+    </w:p>
+    <w:p>
+      <w:pPr>
+        <w:spacing w:line="360" w:lineRule="auto"/>
+        <w:ind w:left="1700" w:right="1678"/>
+        <w:jc w:val="center"/>
+        <w:rPr>
+          <w:rFonts w:cstheme="minorHAnsi"/>
+          <w:b/>
+          <w:color w:val="44546A" w:themeColor="text2"/>
+          <w:sz w:val="18"/>
+          <w:szCs w:val="18"/>
+        </w:rPr>
+      </w:pPr>
+      <w:r>
+        <w:rPr>
+          <w:rFonts w:cstheme="minorHAnsi"/>
+          <w:b/>
+          <w:color w:val="44546A" w:themeColor="text2"/>
+          <w:w w:val="115"/>
+          <w:sz w:val="18"/>
+          <w:szCs w:val="18"/>
+        </w:rPr>
+        <w:t>Author</w:t>
+      </w:r>
+    </w:p>
+    <w:p>
+      <w:pPr>
+        <w:spacing w:before="27" w:line="360" w:lineRule="auto"/>
+        <w:ind w:left="1700" w:right="1678"/>
+        <w:jc w:val="center"/>
+        <w:rPr>
+          <w:rFonts w:cstheme="minorHAnsi"/>
+          <w:sz w:val="18"/>
+          <w:szCs w:val="18"/>
+        </w:rPr>
+      </w:pPr>
+      <w:r>
+        <w:rPr>
+          <w:rFonts w:cstheme="minorHAnsi"/>
+          <w:color w:val="1A1A1A"/>
+          <w:w w:val="115"/>
+          <w:sz w:val="18"/>
+          <w:szCs w:val="18"/>
+        </w:rPr>
+        <w:t>[Your Name]</w:t>
+      </w:r>
+    </w:p>
+    <w:p>
+      <w:pPr>
+        <w:pStyle w:val="BodyText"/>
+        <w:spacing w:line="360" w:lineRule="auto"/>
+        <w:rPr>
+          <w:rFonts w:cstheme="minorHAnsi"/>
+          <w:sz w:val="18"/>
+          <w:szCs w:val="18"/>
+        </w:rPr>
+      </w:pPr>
+    </w:p>
+    <w:p>
+      <w:pPr>
+        <w:pStyle w:val="BodyText"/>
+        <w:spacing w:before="3" w:line="360" w:lineRule="auto"/>
+        <w:rPr>
+          <w:rFonts w:cstheme="minorHAnsi"/>
+          <w:sz w:val="18"/>
+          <w:szCs w:val="18"/>
+        </w:rPr>
+      </w:pPr>
+    </w:p>
+    <w:p>
+      <w:pPr>
+        <w:pStyle w:val="BodyText"/>
+        <w:spacing w:before="3" w:line="360" w:lineRule="auto"/>
+        <w:rPr>
+          <w:rFonts w:cstheme="minorHAnsi"/>
+          <w:sz w:val="18"/>
+          <w:szCs w:val="18"/>
+        </w:rPr>
+      </w:pPr>
+    </w:p>
+    <w:p>
+      <w:pPr>
+        <w:pStyle w:val="BodyText"/>
+        <w:spacing w:before="3" w:line="360" w:lineRule="auto"/>
+        <w:rPr>
+          <w:rFonts w:cstheme="minorHAnsi"/>
+          <w:sz w:val="18"/>
+          <w:szCs w:val="18"/>
+        </w:rPr>
+      </w:pPr>
+    </w:p>
+    <w:p>
+      <w:pPr>
+        <w:spacing w:line="360" w:lineRule="auto"/>
+        <w:ind w:left="1700" w:right="1681"/>
+        <w:jc w:val="center"/>
+        <w:rPr>
+          <w:rFonts w:ascii="Calibri" w:hAnsi="Calibri" w:cstheme="minorHAnsi"/>
+          <w:sz w:val="18"/>
+          <w:szCs w:val="18"/>
+        </w:rPr>
+      </w:pPr>
+      <w:r>
+        <w:rPr>
+          <w:rFonts w:cstheme="minorHAnsi"/>
+          <w:color w:val="1A1A1A"/>
+          <w:w w:val="115"/>
+          <w:sz w:val="18"/>
+          <w:szCs w:val="18"/>
+        </w:rPr>
+        <w:t>Month Day,</w:t>
+      </w:r>
+      <w:r>
+        <w:rPr>
+          <w:rFonts w:cstheme="minorHAnsi"/>
+          <w:color w:val="1A1A1A"/>
+          <w:spacing w:val="-5"/>
+          <w:w w:val="115"/>
+          <w:sz w:val="18"/>
+          <w:szCs w:val="18"/>
+        </w:rPr>
+        <w:t xml:space="preserve"> </w:t>
+      </w:r>
+      <w:r>
+        <w:rPr>
+          <w:rFonts w:cstheme="minorHAnsi"/>
+          <w:color w:val="1A1A1A"/>
+          <w:w w:val="115"/>
+          <w:sz w:val="18"/>
+          <w:szCs w:val="18"/>
+        </w:rPr>
+        <w:t>Year</w:t>
+      </w:r>
+    </w:p>
+    <w:p>
+      <w:pPr>
+        <w:ind w:left="1700" w:right="1681"/>
         <w:rPr>
           <w:rFonts w:cstheme="minorHAnsi"/>
           <w:color w:val="1A1A1A"/>
@@ -64,9 +294,7 @@
     </w:p>
     <w:p>
       <w:pPr>
-        <w:spacing w:before="32"/>
-        <w:ind w:left="1700" w:right="1678"/>
-        <w:jc w:val="center"/>
+        <w:ind w:left="1700" w:right="1681"/>
         <w:rPr>
           <w:rFonts w:cstheme="minorHAnsi"/>
           <w:color w:val="1A1A1A"/>
@@ -78,9 +306,7 @@
     </w:p>
     <w:p>
       <w:pPr>
-        <w:spacing w:before="32"/>
-        <w:ind w:left="1700" w:right="1678"/>
-        <w:jc w:val="center"/>
+        <w:ind w:left="1700" w:right="1681"/>
         <w:rPr>
           <w:rFonts w:cstheme="minorHAnsi"/>
           <w:color w:val="1A1A1A"/>
@@ -89,41 +315,10 @@
           <w:szCs w:val="20"/>
         </w:rPr>
       </w:pPr>
-      <w:r>
-        <w:rPr>
-          <w:rFonts w:cstheme="minorHAnsi"/>
-          <w:b/>
-          <w:color w:val="1A1A1A"/>
-          <w:w w:val="115"/>
-          <w:sz w:val="20"/>
-          <w:szCs w:val="20"/>
-        </w:rPr>
-        <w:t>Pr</w:t>
-      </w:r>
-      <w:r>
-        <w:rPr>
-          <w:rFonts w:cstheme="minorHAnsi"/>
-          <w:b/>
-          <w:color w:val="1A1A1A"/>
-          <w:w w:val="115"/>
-          <w:sz w:val="20"/>
-          <w:szCs w:val="20"/>
-        </w:rPr>
-        <w:t>oject</w:t>
-      </w:r>
     </w:p>
     <w:p>
       <w:pPr>
-        <w:spacing w:before="32"/>
-        <w:ind w:left="1700" w:right="1678"/>
-        <w:jc w:val="center"/>
-        <w:rPr>
-          <w:rFonts w:cstheme="minorHAnsi"/>
-          <w:sz w:val="20"/>
-          <w:szCs w:val="20"/>
-        </w:rPr>
-      </w:pPr>
-      <w:r>
+        <w:ind w:left="1700" w:right="1681"/>
         <w:rPr>
           <w:rFonts w:cstheme="minorHAnsi"/>
           <w:color w:val="1A1A1A"/>
@@ -131,9 +326,11 @@
           <w:sz w:val="20"/>
           <w:szCs w:val="20"/>
         </w:rPr>
-        <w:t>Project</w:t>
-      </w:r>
-      <w:r>
+      </w:pPr>
+    </w:p>
+    <w:p>
+      <w:pPr>
+        <w:ind w:left="1700" w:right="1681"/>
         <w:rPr>
           <w:rFonts w:cstheme="minorHAnsi"/>
           <w:color w:val="1A1A1A"/>
@@ -141,14 +338,11 @@
           <w:sz w:val="20"/>
           <w:szCs w:val="20"/>
         </w:rPr>
-        <w:t xml:space="preserve"> Name</w:t>
-      </w:r>
+      </w:pPr>
     </w:p>
     <w:p>
       <w:pPr>
-        <w:spacing w:before="32"/>
-        <w:ind w:left="1700" w:right="1678"/>
-        <w:jc w:val="center"/>
+        <w:ind w:left="1700" w:right="1681"/>
         <w:rPr>
           <w:rFonts w:cstheme="minorHAnsi"/>
           <w:color w:val="1A1A1A"/>
@@ -157,55 +351,10 @@
           <w:szCs w:val="20"/>
         </w:rPr>
       </w:pPr>
-      <w:r>
-        <w:rPr>
-          <w:rFonts w:cstheme="minorHAnsi"/>
-          <w:b/>
-          <w:color w:val="1A1A1A"/>
-          <w:w w:val="115"/>
-          <w:sz w:val="20"/>
-          <w:szCs w:val="20"/>
-        </w:rPr>
-        <w:t>Prepared</w:t>
-      </w:r>
-      <w:r>
-        <w:rPr>
-          <w:rFonts w:cstheme="minorHAnsi"/>
-          <w:b/>
-          <w:color w:val="1A1A1A"/>
-          <w:spacing w:val="-4"/>
-          <w:w w:val="115"/>
-          <w:sz w:val="20"/>
-          <w:szCs w:val="20"/>
-        </w:rPr>
-        <w:t xml:space="preserve"> </w:t>
-      </w:r>
-      <w:r>
-        <w:rPr>
-          <w:rFonts w:cstheme="minorHAnsi"/>
-          <w:b/>
-          <w:color w:val="1A1A1A"/>
-          <w:w w:val="115"/>
-          <w:sz w:val="20"/>
-          <w:szCs w:val="20"/>
-        </w:rPr>
-        <w:t>for</w:t>
-      </w:r>
     </w:p>
     <w:p>
       <w:pPr>
-        <w:spacing w:before="32"/>
-        <w:ind w:left="1700" w:right="1678"/>
-        <w:jc w:val="center"/>
-        <w:rPr>
-          <w:rFonts w:cstheme="minorHAnsi"/>
-          <w:sz w:val="20"/>
-          <w:szCs w:val="20"/>
-        </w:rPr>
-      </w:pPr>
-      <w:bookmarkStart w:id="0" w:name="Dr._Ahmad_Bader"/>
-      <w:bookmarkEnd w:id="0"/>
-      <w:r>
+        <w:ind w:left="1700" w:right="1681"/>
         <w:rPr>
           <w:rFonts w:cstheme="minorHAnsi"/>
           <w:color w:val="1A1A1A"/>
@@ -213,67 +362,11 @@
           <w:sz w:val="20"/>
           <w:szCs w:val="20"/>
         </w:rPr>
-        <w:t>Client Name</w:t>
-      </w:r>
+      </w:pPr>
     </w:p>
     <w:p>
       <w:pPr>
-        <w:ind w:left="1700" w:right="1678"/>
-        <w:jc w:val="center"/>
-        <w:rPr>
-          <w:rFonts w:cstheme="minorHAnsi"/>
-          <w:b/>
-          <w:sz w:val="20"/>
-          <w:szCs w:val="20"/>
-        </w:rPr>
-      </w:pPr>
-      <w:r>
-        <w:rPr>
-          <w:rFonts w:cstheme="minorHAnsi"/>
-          <w:b/>
-          <w:color w:val="1A1A1A"/>
-          <w:w w:val="115"/>
-          <w:sz w:val="20"/>
-          <w:szCs w:val="20"/>
-        </w:rPr>
-        <w:t>Prepared</w:t>
-      </w:r>
-      <w:r>
-        <w:rPr>
-          <w:rFonts w:cstheme="minorHAnsi"/>
-          <w:b/>
-          <w:color w:val="1A1A1A"/>
-          <w:spacing w:val="-3"/>
-          <w:w w:val="115"/>
-          <w:sz w:val="20"/>
-          <w:szCs w:val="20"/>
-        </w:rPr>
-        <w:t xml:space="preserve"> </w:t>
-      </w:r>
-      <w:r>
-        <w:rPr>
-          <w:rFonts w:cstheme="minorHAnsi"/>
-          <w:b/>
-          <w:color w:val="1A1A1A"/>
-          <w:w w:val="115"/>
-          <w:sz w:val="20"/>
-          <w:szCs w:val="20"/>
-        </w:rPr>
-        <w:t>by</w:t>
-      </w:r>
-    </w:p>
-    <w:p>
-      <w:pPr>
-        <w:spacing w:before="27"/>
-        <w:ind w:left="1700" w:right="1678"/>
-        <w:jc w:val="center"/>
-        <w:rPr>
-          <w:rFonts w:cstheme="minorHAnsi"/>
-          <w:sz w:val="20"/>
-          <w:szCs w:val="20"/>
-        </w:rPr>
-      </w:pPr>
-      <w:r>
+        <w:ind w:left="1700" w:right="1681"/>
         <w:rPr>
           <w:rFonts w:cstheme="minorHAnsi"/>
           <w:color w:val="1A1A1A"/>
@@ -281,56 +374,11 @@
           <w:sz w:val="20"/>
           <w:szCs w:val="20"/>
         </w:rPr>
-        <w:t>[Your Name]</w:t>
-      </w:r>
+      </w:pPr>
     </w:p>
     <w:p>
       <w:pPr>
-        <w:pStyle w:val="BodyText"/>
-        <w:rPr>
-          <w:rFonts w:asciiTheme="minorHAnsi" w:hAnsiTheme="minorHAnsi" w:cstheme="minorHAnsi"/>
-          <w:sz w:val="20"/>
-          <w:szCs w:val="20"/>
-        </w:rPr>
-      </w:pPr>
-    </w:p>
-    <w:p>
-      <w:pPr>
-        <w:pStyle w:val="BodyText"/>
-        <w:spacing w:before="3"/>
-        <w:rPr>
-          <w:rFonts w:asciiTheme="minorHAnsi" w:hAnsiTheme="minorHAnsi" w:cstheme="minorHAnsi"/>
-          <w:sz w:val="20"/>
-          <w:szCs w:val="20"/>
-        </w:rPr>
-      </w:pPr>
-    </w:p>
-    <w:p>
-      <w:pPr>
-        <w:pStyle w:val="BodyText"/>
-        <w:spacing w:before="3"/>
-        <w:rPr>
-          <w:rFonts w:asciiTheme="minorHAnsi" w:hAnsiTheme="minorHAnsi" w:cstheme="minorHAnsi"/>
-          <w:sz w:val="20"/>
-          <w:szCs w:val="20"/>
-        </w:rPr>
-      </w:pPr>
-    </w:p>
-    <w:p>
-      <w:pPr>
-        <w:pStyle w:val="BodyText"/>
-        <w:spacing w:before="3"/>
-        <w:rPr>
-          <w:rFonts w:asciiTheme="minorHAnsi" w:hAnsiTheme="minorHAnsi" w:cstheme="minorHAnsi"/>
-          <w:sz w:val="20"/>
-          <w:szCs w:val="20"/>
-        </w:rPr>
-      </w:pPr>
-    </w:p>
-    <w:p>
-      <w:pPr>
         <w:ind w:left="1700" w:right="1681"/>
-        <w:jc w:val="center"/>
         <w:rPr>
           <w:rFonts w:cstheme="minorHAnsi"/>
           <w:color w:val="1A1A1A"/>
@@ -339,7 +387,10 @@
           <w:szCs w:val="20"/>
         </w:rPr>
       </w:pPr>
-      <w:r>
+    </w:p>
+    <w:p>
+      <w:pPr>
+        <w:ind w:left="1700" w:right="1681"/>
         <w:rPr>
           <w:rFonts w:cstheme="minorHAnsi"/>
           <w:color w:val="1A1A1A"/>
@@ -347,187 +398,6 @@
           <w:sz w:val="20"/>
           <w:szCs w:val="20"/>
         </w:rPr>
-        <w:t>Day/Month/Year</w:t>
-      </w:r>
-    </w:p>
-    <w:p>
-      <w:pPr>
-        <w:ind w:left="1700" w:right="1681"/>
-        <w:rPr>
-          <w:rFonts w:cstheme="minorHAnsi"/>
-          <w:color w:val="1A1A1A"/>
-          <w:w w:val="115"/>
-          <w:sz w:val="20"/>
-          <w:szCs w:val="20"/>
-        </w:rPr>
-      </w:pPr>
-    </w:p>
-    <w:p>
-      <w:pPr>
-        <w:ind w:left="1700" w:right="1681"/>
-        <w:rPr>
-          <w:rFonts w:cstheme="minorHAnsi"/>
-          <w:color w:val="1A1A1A"/>
-          <w:w w:val="115"/>
-          <w:sz w:val="20"/>
-          <w:szCs w:val="20"/>
-        </w:rPr>
-      </w:pPr>
-    </w:p>
-    <w:p>
-      <w:pPr>
-        <w:ind w:left="1700" w:right="1681"/>
-        <w:rPr>
-          <w:rFonts w:cstheme="minorHAnsi"/>
-          <w:color w:val="1A1A1A"/>
-          <w:w w:val="115"/>
-          <w:sz w:val="20"/>
-          <w:szCs w:val="20"/>
-        </w:rPr>
-      </w:pPr>
-    </w:p>
-    <w:p>
-      <w:pPr>
-        <w:ind w:left="1700" w:right="1681"/>
-        <w:rPr>
-          <w:rFonts w:cstheme="minorHAnsi"/>
-          <w:color w:val="1A1A1A"/>
-          <w:w w:val="115"/>
-          <w:sz w:val="20"/>
-          <w:szCs w:val="20"/>
-        </w:rPr>
-      </w:pPr>
-    </w:p>
-    <w:p>
-      <w:pPr>
-        <w:ind w:left="1700" w:right="1681"/>
-        <w:rPr>
-          <w:rFonts w:cstheme="minorHAnsi"/>
-          <w:color w:val="1A1A1A"/>
-          <w:w w:val="115"/>
-          <w:sz w:val="20"/>
-          <w:szCs w:val="20"/>
-        </w:rPr>
-      </w:pPr>
-    </w:p>
-    <w:p>
-      <w:pPr>
-        <w:ind w:left="1700" w:right="1681"/>
-        <w:rPr>
-          <w:rFonts w:cstheme="minorHAnsi"/>
-          <w:color w:val="1A1A1A"/>
-          <w:w w:val="115"/>
-          <w:sz w:val="20"/>
-          <w:szCs w:val="20"/>
-        </w:rPr>
-      </w:pPr>
-    </w:p>
-    <w:p>
-      <w:pPr>
-        <w:ind w:left="1700" w:right="1681"/>
-        <w:rPr>
-          <w:rFonts w:cstheme="minorHAnsi"/>
-          <w:color w:val="1A1A1A"/>
-          <w:w w:val="115"/>
-          <w:sz w:val="20"/>
-          <w:szCs w:val="20"/>
-        </w:rPr>
-      </w:pPr>
-    </w:p>
-    <w:p>
-      <w:pPr>
-        <w:ind w:left="1700" w:right="1681"/>
-        <w:rPr>
-          <w:rFonts w:cstheme="minorHAnsi"/>
-          <w:color w:val="1A1A1A"/>
-          <w:w w:val="115"/>
-          <w:sz w:val="20"/>
-          <w:szCs w:val="20"/>
-        </w:rPr>
-      </w:pPr>
-    </w:p>
-    <w:p>
-      <w:pPr>
-        <w:ind w:left="1700" w:right="1681"/>
-        <w:rPr>
-          <w:rFonts w:cstheme="minorHAnsi"/>
-          <w:color w:val="1A1A1A"/>
-          <w:w w:val="115"/>
-          <w:sz w:val="20"/>
-          <w:szCs w:val="20"/>
-        </w:rPr>
-      </w:pPr>
-    </w:p>
-    <w:p>
-      <w:pPr>
-        <w:ind w:left="1700" w:right="1681"/>
-        <w:rPr>
-          <w:rFonts w:cstheme="minorHAnsi"/>
-          <w:color w:val="1A1A1A"/>
-          <w:w w:val="115"/>
-          <w:sz w:val="20"/>
-          <w:szCs w:val="20"/>
-        </w:rPr>
-      </w:pPr>
-    </w:p>
-    <w:p>
-      <w:pPr>
-        <w:ind w:left="1700" w:right="1681"/>
-        <w:rPr>
-          <w:rFonts w:cstheme="minorHAnsi"/>
-          <w:color w:val="1A1A1A"/>
-          <w:w w:val="115"/>
-          <w:sz w:val="20"/>
-          <w:szCs w:val="20"/>
-        </w:rPr>
-      </w:pPr>
-    </w:p>
-    <w:p>
-      <w:pPr>
-        <w:ind w:left="1700" w:right="1681"/>
-        <w:rPr>
-          <w:rFonts w:cstheme="minorHAnsi"/>
-          <w:color w:val="1A1A1A"/>
-          <w:w w:val="115"/>
-          <w:sz w:val="20"/>
-          <w:szCs w:val="20"/>
-        </w:rPr>
-      </w:pPr>
-    </w:p>
-    <w:p>
-      <w:pPr>
-        <w:ind w:left="1700" w:right="1681"/>
-        <w:rPr>
-          <w:rFonts w:cstheme="minorHAnsi"/>
-          <w:color w:val="1A1A1A"/>
-          <w:w w:val="115"/>
-          <w:sz w:val="20"/>
-          <w:szCs w:val="20"/>
-        </w:rPr>
-      </w:pPr>
-    </w:p>
-    <w:p>
-      <w:pPr>
-        <w:ind w:left="1700" w:right="1681"/>
-        <w:rPr>
-          <w:rFonts w:cstheme="minorHAnsi"/>
-          <w:color w:val="1A1A1A"/>
-          <w:w w:val="115"/>
-          <w:sz w:val="20"/>
-          <w:szCs w:val="20"/>
-        </w:rPr>
-      </w:pPr>
-    </w:p>
-    <w:p>
-      <w:pPr>
-        <w:ind w:left="1700" w:right="1681"/>
-        <w:rPr>
-          <w:rFonts w:cstheme="minorHAnsi"/>
-          <w:color w:val="1A1A1A"/>
-          <w:w w:val="115"/>
-          <w:sz w:val="20"/>
-          <w:szCs w:val="20"/>
-        </w:rPr>
       </w:pPr>
     </w:p>
     <w:p/>
@@ -548,18 +418,7 @@
         <w:spacing w:before="100" w:beforeAutospacing="1" w:after="100" w:afterAutospacing="1" w:line="240" w:lineRule="auto"/>
         <w:rPr>
           <w:rFonts w:eastAsia="Times New Roman" w:cstheme="minorHAnsi"/>
-          <w:b/>
-          <w:bCs/>
-          <w:sz w:val="24"/>
-          <w:szCs w:val="24"/>
-        </w:rPr>
-      </w:pPr>
-    </w:p>
-    <w:p>
-      <w:pPr>
-        <w:spacing w:before="100" w:beforeAutospacing="1" w:after="100" w:afterAutospacing="1" w:line="240" w:lineRule="auto"/>
-        <w:rPr>
-          <w:rFonts w:eastAsia="Times New Roman" w:cstheme="minorHAnsi"/>
+          <w:color w:val="44546A" w:themeColor="text2"/>
           <w:sz w:val="24"/>
           <w:szCs w:val="24"/>
         </w:rPr>
@@ -569,18 +428,12 @@
           <w:rFonts w:eastAsia="Times New Roman" w:cstheme="minorHAnsi"/>
           <w:b/>
           <w:bCs/>
+          <w:color w:val="44546A" w:themeColor="text2"/>
           <w:sz w:val="24"/>
           <w:szCs w:val="24"/>
         </w:rPr>
+        <w:lastRenderedPageBreak/>
         <w:t>Planning</w:t>
-      </w:r>
-      <w:r>
-        <w:rPr>
-          <w:rFonts w:eastAsia="Times New Roman" w:cstheme="minorHAnsi"/>
-          <w:sz w:val="24"/>
-          <w:szCs w:val="24"/>
-        </w:rPr>
-        <w:t>:</w:t>
       </w:r>
     </w:p>
     <w:p>
@@ -589,6 +442,9 @@
           <w:ilvl w:val="0"/>
           <w:numId w:val="13"/>
         </w:numPr>
+        <w:tabs>
+          <w:tab w:val="num" w:pos="720"/>
+        </w:tabs>
         <w:spacing w:before="100" w:beforeAutospacing="1" w:after="100" w:afterAutospacing="1" w:line="240" w:lineRule="auto"/>
         <w:rPr>
           <w:rFonts w:eastAsia="Times New Roman" w:cstheme="minorHAnsi"/>
@@ -621,6 +477,9 @@
           <w:ilvl w:val="0"/>
           <w:numId w:val="13"/>
         </w:numPr>
+        <w:tabs>
+          <w:tab w:val="num" w:pos="720"/>
+        </w:tabs>
         <w:spacing w:before="100" w:beforeAutospacing="1" w:after="100" w:afterAutospacing="1" w:line="240" w:lineRule="auto"/>
         <w:rPr>
           <w:rFonts w:eastAsia="Times New Roman" w:cstheme="minorHAnsi"/>
@@ -661,18 +520,11 @@
           <w:rFonts w:eastAsia="Times New Roman" w:cstheme="minorHAnsi"/>
           <w:b/>
           <w:bCs/>
+          <w:color w:val="44546A" w:themeColor="text2"/>
           <w:sz w:val="24"/>
           <w:szCs w:val="24"/>
         </w:rPr>
         <w:t>Design</w:t>
-      </w:r>
-      <w:r>
-        <w:rPr>
-          <w:rFonts w:eastAsia="Times New Roman" w:cstheme="minorHAnsi"/>
-          <w:sz w:val="24"/>
-          <w:szCs w:val="24"/>
-        </w:rPr>
-        <w:t>:</w:t>
       </w:r>
     </w:p>
     <w:p>
@@ -681,6 +533,9 @@
           <w:ilvl w:val="0"/>
           <w:numId w:val="14"/>
         </w:numPr>
+        <w:tabs>
+          <w:tab w:val="num" w:pos="720"/>
+        </w:tabs>
         <w:spacing w:before="100" w:beforeAutospacing="1" w:after="100" w:afterAutospacing="1" w:line="240" w:lineRule="auto"/>
         <w:rPr>
           <w:rFonts w:eastAsia="Times New Roman" w:cstheme="minorHAnsi"/>
@@ -713,6 +568,9 @@
           <w:ilvl w:val="0"/>
           <w:numId w:val="14"/>
         </w:numPr>
+        <w:tabs>
+          <w:tab w:val="num" w:pos="720"/>
+        </w:tabs>
         <w:spacing w:before="100" w:beforeAutospacing="1" w:after="100" w:afterAutospacing="1" w:line="240" w:lineRule="auto"/>
         <w:rPr>
           <w:rFonts w:eastAsia="Times New Roman" w:cstheme="minorHAnsi"/>
@@ -753,18 +611,11 @@
           <w:rFonts w:eastAsia="Times New Roman" w:cstheme="minorHAnsi"/>
           <w:b/>
           <w:bCs/>
+          <w:color w:val="44546A" w:themeColor="text2"/>
           <w:sz w:val="24"/>
           <w:szCs w:val="24"/>
         </w:rPr>
         <w:t>Development</w:t>
-      </w:r>
-      <w:r>
-        <w:rPr>
-          <w:rFonts w:eastAsia="Times New Roman" w:cstheme="minorHAnsi"/>
-          <w:sz w:val="24"/>
-          <w:szCs w:val="24"/>
-        </w:rPr>
-        <w:t>:</w:t>
       </w:r>
     </w:p>
     <w:p>
@@ -773,6 +624,9 @@
           <w:ilvl w:val="0"/>
           <w:numId w:val="15"/>
         </w:numPr>
+        <w:tabs>
+          <w:tab w:val="num" w:pos="720"/>
+        </w:tabs>
         <w:spacing w:before="100" w:beforeAutospacing="1" w:after="100" w:afterAutospacing="1" w:line="240" w:lineRule="auto"/>
         <w:rPr>
           <w:rFonts w:eastAsia="Times New Roman" w:cstheme="minorHAnsi"/>
@@ -805,6 +659,9 @@
           <w:ilvl w:val="0"/>
           <w:numId w:val="15"/>
         </w:numPr>
+        <w:tabs>
+          <w:tab w:val="num" w:pos="720"/>
+        </w:tabs>
         <w:spacing w:before="100" w:beforeAutospacing="1" w:after="100" w:afterAutospacing="1" w:line="240" w:lineRule="auto"/>
         <w:rPr>
           <w:rFonts w:eastAsia="Times New Roman" w:cstheme="minorHAnsi"/>
@@ -837,6 +694,9 @@
           <w:ilvl w:val="0"/>
           <w:numId w:val="15"/>
         </w:numPr>
+        <w:tabs>
+          <w:tab w:val="num" w:pos="720"/>
+        </w:tabs>
         <w:spacing w:before="100" w:beforeAutospacing="1" w:after="100" w:afterAutospacing="1" w:line="240" w:lineRule="auto"/>
         <w:rPr>
           <w:rFonts w:eastAsia="Times New Roman" w:cstheme="minorHAnsi"/>
@@ -869,6 +729,9 @@
           <w:ilvl w:val="0"/>
           <w:numId w:val="15"/>
         </w:numPr>
+        <w:tabs>
+          <w:tab w:val="num" w:pos="720"/>
+        </w:tabs>
         <w:spacing w:before="100" w:beforeAutospacing="1" w:after="100" w:afterAutospacing="1" w:line="240" w:lineRule="auto"/>
         <w:rPr>
           <w:rFonts w:eastAsia="Times New Roman" w:cstheme="minorHAnsi"/>
@@ -884,7 +747,7 @@
           <w:sz w:val="18"/>
           <w:szCs w:val="18"/>
         </w:rPr>
-        <w:t>Jenkins</w:t>
+        <w:t>GitHub</w:t>
       </w:r>
       <w:r>
         <w:rPr>
@@ -892,64 +755,25 @@
           <w:sz w:val="18"/>
           <w:szCs w:val="18"/>
         </w:rPr>
-        <w:t>: An open-source automation server used for building, testing, and deploying software projects.</w:t>
+        <w:t>: A platform for hosting and collaborating on code repositories using the Git version control system.</w:t>
       </w:r>
     </w:p>
     <w:p>
       <w:pPr>
-        <w:numPr>
-          <w:ilvl w:val="0"/>
-          <w:numId w:val="15"/>
-        </w:numPr>
-        <w:spacing w:before="100" w:beforeAutospacing="1" w:after="100" w:afterAutospacing="1" w:line="240" w:lineRule="auto"/>
-        <w:rPr>
-          <w:rFonts w:eastAsia="Times New Roman" w:cstheme="minorHAnsi"/>
-          <w:sz w:val="18"/>
-          <w:szCs w:val="18"/>
-        </w:rPr>
-      </w:pPr>
-      <w:r>
-        <w:rPr>
-          <w:rFonts w:eastAsia="Times New Roman" w:cstheme="minorHAnsi"/>
+        <w:rPr>
+          <w:sz w:val="28"/>
+          <w:szCs w:val="28"/>
+        </w:rPr>
+      </w:pPr>
+      <w:r>
+        <w:rPr>
           <w:b/>
           <w:bCs/>
-          <w:sz w:val="18"/>
-          <w:szCs w:val="18"/>
-        </w:rPr>
-        <w:t>GitHub</w:t>
-      </w:r>
-      <w:r>
-        <w:rPr>
-          <w:rFonts w:eastAsia="Times New Roman" w:cstheme="minorHAnsi"/>
-          <w:sz w:val="18"/>
-          <w:szCs w:val="18"/>
-        </w:rPr>
-        <w:t>: A platform for hosting and collaborating on code repositories using the Git version control system.</w:t>
-      </w:r>
-    </w:p>
-    <w:p>
-      <w:pPr>
-        <w:rPr>
-          <w:sz w:val="28"/>
-          <w:szCs w:val="28"/>
-        </w:rPr>
-      </w:pPr>
-      <w:r>
-        <w:rPr>
-          <w:b/>
-          <w:bCs/>
+          <w:color w:val="44546A" w:themeColor="text2"/>
           <w:sz w:val="24"/>
           <w:szCs w:val="24"/>
         </w:rPr>
         <w:t>Testing</w:t>
-      </w:r>
-      <w:r>
-        <w:rPr>
-          <w:rFonts w:eastAsia="Times New Roman" w:cstheme="minorHAnsi"/>
-          <w:sz w:val="24"/>
-          <w:szCs w:val="24"/>
-        </w:rPr>
-        <w:t>:</w:t>
       </w:r>
     </w:p>
     <w:p>
@@ -988,6 +812,7 @@
           <w:szCs w:val="18"/>
         </w:rPr>
       </w:pPr>
+      <w:proofErr w:type="spellStart"/>
       <w:r>
         <w:rPr>
           <w:b/>
@@ -997,6 +822,7 @@
         </w:rPr>
         <w:t>pytest</w:t>
       </w:r>
+      <w:proofErr w:type="spellEnd"/>
       <w:r>
         <w:rPr>
           <w:sz w:val="18"/>
@@ -1099,6 +925,7 @@
           <w:szCs w:val="18"/>
         </w:rPr>
       </w:pPr>
+      <w:proofErr w:type="spellStart"/>
       <w:r>
         <w:rPr>
           <w:b/>
@@ -1108,6 +935,7 @@
         </w:rPr>
         <w:t>Pytest</w:t>
       </w:r>
+      <w:proofErr w:type="spellEnd"/>
       <w:r>
         <w:rPr>
           <w:sz w:val="18"/>
@@ -1212,6 +1040,7 @@
           <w:szCs w:val="24"/>
         </w:rPr>
       </w:pPr>
+      <w:proofErr w:type="spellStart"/>
       <w:r>
         <w:rPr>
           <w:b/>
@@ -1221,6 +1050,7 @@
         </w:rPr>
         <w:t>TestComplete</w:t>
       </w:r>
+      <w:proofErr w:type="spellEnd"/>
       <w:r>
         <w:rPr>
           <w:sz w:val="18"/>
@@ -1323,6 +1153,7 @@
           <w:szCs w:val="24"/>
         </w:rPr>
       </w:pPr>
+      <w:proofErr w:type="spellStart"/>
       <w:r>
         <w:rPr>
           <w:rFonts w:eastAsia="Times New Roman" w:cstheme="minorHAnsi"/>
@@ -1333,6 +1164,7 @@
         </w:rPr>
         <w:t>CodeSonar</w:t>
       </w:r>
+      <w:proofErr w:type="spellEnd"/>
       <w:r>
         <w:rPr>
           <w:rFonts w:eastAsia="Times New Roman" w:cstheme="minorHAnsi"/>
@@ -1356,6 +1188,7 @@
           <w:szCs w:val="24"/>
         </w:rPr>
       </w:pPr>
+      <w:proofErr w:type="spellStart"/>
       <w:r>
         <w:rPr>
           <w:rFonts w:eastAsia="Times New Roman" w:cstheme="minorHAnsi"/>
@@ -1364,7 +1197,18 @@
           <w:sz w:val="18"/>
           <w:szCs w:val="18"/>
         </w:rPr>
-        <w:t>Snyk Code</w:t>
+        <w:t>Snyk</w:t>
+      </w:r>
+      <w:proofErr w:type="spellEnd"/>
+      <w:r>
+        <w:rPr>
+          <w:rFonts w:eastAsia="Times New Roman" w:cstheme="minorHAnsi"/>
+          <w:b/>
+          <w:bCs/>
+          <w:sz w:val="18"/>
+          <w:szCs w:val="18"/>
+        </w:rPr>
+        <w:t xml:space="preserve"> Code</w:t>
       </w:r>
       <w:r>
         <w:rPr>
@@ -1476,18 +1320,11 @@
         <w:rPr>
           <w:b/>
           <w:bCs/>
+          <w:color w:val="44546A" w:themeColor="text2"/>
           <w:sz w:val="24"/>
           <w:szCs w:val="24"/>
         </w:rPr>
         <w:t>Deployment</w:t>
-      </w:r>
-      <w:r>
-        <w:rPr>
-          <w:rFonts w:eastAsia="Times New Roman" w:cstheme="minorHAnsi"/>
-          <w:sz w:val="24"/>
-          <w:szCs w:val="24"/>
-        </w:rPr>
-        <w:t>:</w:t>
       </w:r>
     </w:p>
     <w:p>
@@ -1504,10 +1341,19 @@
       </w:pPr>
       <w:r>
         <w:rPr>
-          <w:sz w:val="18"/>
-          <w:szCs w:val="18"/>
-        </w:rPr>
-        <w:t>Jenkins: An open-source automation server that supports building, deploying, and automating any project.</w:t>
+          <w:b/>
+          <w:bCs/>
+          <w:sz w:val="18"/>
+          <w:szCs w:val="18"/>
+        </w:rPr>
+        <w:t>Jenkins</w:t>
+      </w:r>
+      <w:r>
+        <w:rPr>
+          <w:sz w:val="18"/>
+          <w:szCs w:val="18"/>
+        </w:rPr>
+        <w:t>: An open-source automation server that supports building, deploying, and automating any project.</w:t>
       </w:r>
     </w:p>
     <w:p>
@@ -1524,10 +1370,19 @@
       </w:pPr>
       <w:r>
         <w:rPr>
-          <w:sz w:val="18"/>
-          <w:szCs w:val="18"/>
-        </w:rPr>
-        <w:t>Azure DevOps: A set of development tools from Microsoft, including Azure Pipelines for CI/CD.</w:t>
+          <w:b/>
+          <w:bCs/>
+          <w:sz w:val="18"/>
+          <w:szCs w:val="18"/>
+        </w:rPr>
+        <w:t>Azure DevOps</w:t>
+      </w:r>
+      <w:r>
+        <w:rPr>
+          <w:sz w:val="18"/>
+          <w:szCs w:val="18"/>
+        </w:rPr>
+        <w:t>: A set of development tools from Microsoft, including Azure Pipelines for CI/CD.</w:t>
       </w:r>
     </w:p>
     <w:p>
@@ -1544,10 +1399,19 @@
       </w:pPr>
       <w:r>
         <w:rPr>
-          <w:sz w:val="18"/>
-          <w:szCs w:val="18"/>
-        </w:rPr>
-        <w:t>GitHub Actions: Allows automation of workflows directly in GitHub repositories.</w:t>
+          <w:b/>
+          <w:bCs/>
+          <w:sz w:val="18"/>
+          <w:szCs w:val="18"/>
+        </w:rPr>
+        <w:t>GitHub Actions</w:t>
+      </w:r>
+      <w:r>
+        <w:rPr>
+          <w:sz w:val="18"/>
+          <w:szCs w:val="18"/>
+        </w:rPr>
+        <w:t>: Allows automation of workflows directly in GitHub repositories.</w:t>
       </w:r>
     </w:p>
     <w:p>
@@ -1564,10 +1428,19 @@
       </w:pPr>
       <w:r>
         <w:rPr>
-          <w:sz w:val="18"/>
-          <w:szCs w:val="18"/>
-        </w:rPr>
-        <w:t>Docker: A platform that automates the deployment of applications in lightweight containers.</w:t>
+          <w:b/>
+          <w:bCs/>
+          <w:sz w:val="18"/>
+          <w:szCs w:val="18"/>
+        </w:rPr>
+        <w:t>Docker</w:t>
+      </w:r>
+      <w:r>
+        <w:rPr>
+          <w:sz w:val="18"/>
+          <w:szCs w:val="18"/>
+        </w:rPr>
+        <w:t>: A platform that automates the deployment of applications in lightweight containers.</w:t>
       </w:r>
     </w:p>
     <w:p>
@@ -1584,37 +1457,27 @@
       </w:pPr>
       <w:r>
         <w:rPr>
-          <w:sz w:val="18"/>
-          <w:szCs w:val="18"/>
-        </w:rPr>
-        <w:t>Kubernetes: An open-source system for automating the deployment, scaling, and management of containerized applications.</w:t>
+          <w:b/>
+          <w:bCs/>
+          <w:sz w:val="18"/>
+          <w:szCs w:val="18"/>
+        </w:rPr>
+        <w:t>Kubernetes</w:t>
+      </w:r>
+      <w:r>
+        <w:rPr>
+          <w:sz w:val="18"/>
+          <w:szCs w:val="18"/>
+        </w:rPr>
+        <w:t>: An open-source system for automating the deployment, scaling, and management of containerized applications.</w:t>
       </w:r>
     </w:p>
     <w:p>
       <w:pPr>
-        <w:pStyle w:val="ListParagraph"/>
-        <w:numPr>
-          <w:ilvl w:val="0"/>
-          <w:numId w:val="26"/>
-        </w:numPr>
-        <w:rPr>
-          <w:sz w:val="18"/>
-          <w:szCs w:val="18"/>
-        </w:rPr>
-      </w:pPr>
-      <w:r>
-        <w:rPr>
-          <w:sz w:val="18"/>
-          <w:szCs w:val="18"/>
-        </w:rPr>
-        <w:t>OpenShift: Red Hat's Kubernetes-based platform for containerized applications.</w:t>
-      </w:r>
-    </w:p>
-    <w:p>
-      <w:pPr>
         <w:spacing w:before="100" w:beforeAutospacing="1" w:after="100" w:afterAutospacing="1" w:line="240" w:lineRule="auto"/>
         <w:rPr>
           <w:rFonts w:eastAsia="Times New Roman" w:cstheme="minorHAnsi"/>
+          <w:color w:val="44546A" w:themeColor="text2"/>
           <w:sz w:val="24"/>
           <w:szCs w:val="24"/>
         </w:rPr>
@@ -1624,18 +1487,11 @@
           <w:rFonts w:eastAsia="Times New Roman" w:cstheme="minorHAnsi"/>
           <w:b/>
           <w:bCs/>
+          <w:color w:val="44546A" w:themeColor="text2"/>
           <w:sz w:val="24"/>
           <w:szCs w:val="24"/>
         </w:rPr>
         <w:t>Collaboration and Communication Tools</w:t>
-      </w:r>
-      <w:r>
-        <w:rPr>
-          <w:rFonts w:eastAsia="Times New Roman" w:cstheme="minorHAnsi"/>
-          <w:sz w:val="24"/>
-          <w:szCs w:val="24"/>
-        </w:rPr>
-        <w:t>:</w:t>
       </w:r>
     </w:p>
     <w:p>
@@ -1644,6 +1500,9 @@
           <w:ilvl w:val="0"/>
           <w:numId w:val="16"/>
         </w:numPr>
+        <w:tabs>
+          <w:tab w:val="num" w:pos="720"/>
+        </w:tabs>
         <w:spacing w:before="100" w:beforeAutospacing="1" w:after="100" w:afterAutospacing="1" w:line="240" w:lineRule="auto"/>
         <w:rPr>
           <w:rFonts w:eastAsia="Times New Roman" w:cstheme="minorHAnsi"/>
@@ -1675,6 +1534,7 @@
         <w:spacing w:before="100" w:beforeAutospacing="1" w:after="100" w:afterAutospacing="1" w:line="240" w:lineRule="auto"/>
         <w:rPr>
           <w:rFonts w:eastAsia="Times New Roman" w:cstheme="minorHAnsi"/>
+          <w:color w:val="44546A" w:themeColor="text2"/>
           <w:sz w:val="24"/>
           <w:szCs w:val="24"/>
         </w:rPr>
@@ -1684,18 +1544,11 @@
           <w:rFonts w:eastAsia="Times New Roman" w:cstheme="minorHAnsi"/>
           <w:b/>
           <w:bCs/>
+          <w:color w:val="44546A" w:themeColor="text2"/>
           <w:sz w:val="24"/>
           <w:szCs w:val="24"/>
         </w:rPr>
         <w:t>Hosting Services</w:t>
-      </w:r>
-      <w:r>
-        <w:rPr>
-          <w:rFonts w:eastAsia="Times New Roman" w:cstheme="minorHAnsi"/>
-          <w:sz w:val="24"/>
-          <w:szCs w:val="24"/>
-        </w:rPr>
-        <w:t>:</w:t>
       </w:r>
     </w:p>
     <w:p>
@@ -1704,6 +1557,9 @@
           <w:ilvl w:val="0"/>
           <w:numId w:val="17"/>
         </w:numPr>
+        <w:tabs>
+          <w:tab w:val="num" w:pos="720"/>
+        </w:tabs>
         <w:spacing w:before="100" w:beforeAutospacing="1" w:after="100" w:afterAutospacing="1" w:line="240" w:lineRule="auto"/>
         <w:rPr>
           <w:rFonts w:eastAsia="Times New Roman" w:cstheme="minorHAnsi"/>
@@ -1736,6 +1592,9 @@
           <w:ilvl w:val="0"/>
           <w:numId w:val="17"/>
         </w:numPr>
+        <w:tabs>
+          <w:tab w:val="num" w:pos="720"/>
+        </w:tabs>
         <w:spacing w:before="100" w:beforeAutospacing="1" w:after="100" w:afterAutospacing="1" w:line="240" w:lineRule="auto"/>
         <w:rPr>
           <w:rFonts w:eastAsia="Times New Roman" w:cstheme="minorHAnsi"/>
@@ -2841,21 +2700,22 @@
   <w:abstractNum w:abstractNumId="10" w15:restartNumberingAfterBreak="0">
     <w:nsid w:val="2B2F563D"/>
     <w:multiLevelType w:val="multilevel"/>
-    <w:tmpl w:val="65140CF6"/>
+    <w:tmpl w:val="D800239E"/>
     <w:lvl w:ilvl="0">
       <w:start w:val="1"/>
-      <w:numFmt w:val="bullet"/>
-      <w:lvlText w:val=""/>
-      <w:lvlJc w:val="left"/>
-      <w:pPr>
-        <w:tabs>
-          <w:tab w:val="num" w:pos="720"/>
-        </w:tabs>
-        <w:ind w:left="720" w:hanging="360"/>
-      </w:pPr>
-      <w:rPr>
-        <w:rFonts w:ascii="Symbol" w:hAnsi="Symbol" w:hint="default"/>
-        <w:sz w:val="20"/>
+      <w:numFmt w:val="decimal"/>
+      <w:lvlText w:val="%1."/>
+      <w:lvlJc w:val="left"/>
+      <w:pPr>
+        <w:tabs>
+          <w:tab w:val="num" w:pos="360"/>
+        </w:tabs>
+        <w:ind w:left="360" w:hanging="360"/>
+      </w:pPr>
+      <w:rPr>
+        <w:rFonts w:hint="default"/>
+        <w:sz w:val="18"/>
+        <w:szCs w:val="18"/>
       </w:rPr>
     </w:lvl>
     <w:lvl w:ilvl="1" w:tentative="1">
@@ -2865,9 +2725,9 @@
       <w:lvlJc w:val="left"/>
       <w:pPr>
         <w:tabs>
-          <w:tab w:val="num" w:pos="1440"/>
-        </w:tabs>
-        <w:ind w:left="1440" w:hanging="360"/>
+          <w:tab w:val="num" w:pos="1080"/>
+        </w:tabs>
+        <w:ind w:left="1080" w:hanging="360"/>
       </w:pPr>
       <w:rPr>
         <w:rFonts w:ascii="Courier New" w:hAnsi="Courier New" w:hint="default"/>
@@ -2881,9 +2741,9 @@
       <w:lvlJc w:val="left"/>
       <w:pPr>
         <w:tabs>
-          <w:tab w:val="num" w:pos="2160"/>
-        </w:tabs>
-        <w:ind w:left="2160" w:hanging="360"/>
+          <w:tab w:val="num" w:pos="1800"/>
+        </w:tabs>
+        <w:ind w:left="1800" w:hanging="360"/>
       </w:pPr>
       <w:rPr>
         <w:rFonts w:ascii="Wingdings" w:hAnsi="Wingdings" w:hint="default"/>
@@ -2897,9 +2757,9 @@
       <w:lvlJc w:val="left"/>
       <w:pPr>
         <w:tabs>
-          <w:tab w:val="num" w:pos="2880"/>
-        </w:tabs>
-        <w:ind w:left="2880" w:hanging="360"/>
+          <w:tab w:val="num" w:pos="2520"/>
+        </w:tabs>
+        <w:ind w:left="2520" w:hanging="360"/>
       </w:pPr>
       <w:rPr>
         <w:rFonts w:ascii="Wingdings" w:hAnsi="Wingdings" w:hint="default"/>
@@ -2913,9 +2773,9 @@
       <w:lvlJc w:val="left"/>
       <w:pPr>
         <w:tabs>
-          <w:tab w:val="num" w:pos="3600"/>
-        </w:tabs>
-        <w:ind w:left="3600" w:hanging="360"/>
+          <w:tab w:val="num" w:pos="3240"/>
+        </w:tabs>
+        <w:ind w:left="3240" w:hanging="360"/>
       </w:pPr>
       <w:rPr>
         <w:rFonts w:ascii="Wingdings" w:hAnsi="Wingdings" w:hint="default"/>
@@ -2929,9 +2789,9 @@
       <w:lvlJc w:val="left"/>
       <w:pPr>
         <w:tabs>
-          <w:tab w:val="num" w:pos="4320"/>
-        </w:tabs>
-        <w:ind w:left="4320" w:hanging="360"/>
+          <w:tab w:val="num" w:pos="3960"/>
+        </w:tabs>
+        <w:ind w:left="3960" w:hanging="360"/>
       </w:pPr>
       <w:rPr>
         <w:rFonts w:ascii="Wingdings" w:hAnsi="Wingdings" w:hint="default"/>
@@ -2945,9 +2805,9 @@
       <w:lvlJc w:val="left"/>
       <w:pPr>
         <w:tabs>
-          <w:tab w:val="num" w:pos="5040"/>
-        </w:tabs>
-        <w:ind w:left="5040" w:hanging="360"/>
+          <w:tab w:val="num" w:pos="4680"/>
+        </w:tabs>
+        <w:ind w:left="4680" w:hanging="360"/>
       </w:pPr>
       <w:rPr>
         <w:rFonts w:ascii="Wingdings" w:hAnsi="Wingdings" w:hint="default"/>
@@ -2961,9 +2821,9 @@
       <w:lvlJc w:val="left"/>
       <w:pPr>
         <w:tabs>
-          <w:tab w:val="num" w:pos="5760"/>
-        </w:tabs>
-        <w:ind w:left="5760" w:hanging="360"/>
+          <w:tab w:val="num" w:pos="5400"/>
+        </w:tabs>
+        <w:ind w:left="5400" w:hanging="360"/>
       </w:pPr>
       <w:rPr>
         <w:rFonts w:ascii="Wingdings" w:hAnsi="Wingdings" w:hint="default"/>
@@ -2977,9 +2837,9 @@
       <w:lvlJc w:val="left"/>
       <w:pPr>
         <w:tabs>
-          <w:tab w:val="num" w:pos="6480"/>
-        </w:tabs>
-        <w:ind w:left="6480" w:hanging="360"/>
+          <w:tab w:val="num" w:pos="6120"/>
+        </w:tabs>
+        <w:ind w:left="6120" w:hanging="360"/>
       </w:pPr>
       <w:rPr>
         <w:rFonts w:ascii="Wingdings" w:hAnsi="Wingdings" w:hint="default"/>
@@ -2990,21 +2850,22 @@
   <w:abstractNum w:abstractNumId="11" w15:restartNumberingAfterBreak="0">
     <w:nsid w:val="2B8962F5"/>
     <w:multiLevelType w:val="multilevel"/>
-    <w:tmpl w:val="1D907E28"/>
+    <w:tmpl w:val="D800239E"/>
     <w:lvl w:ilvl="0">
       <w:start w:val="1"/>
-      <w:numFmt w:val="bullet"/>
-      <w:lvlText w:val=""/>
-      <w:lvlJc w:val="left"/>
-      <w:pPr>
-        <w:tabs>
-          <w:tab w:val="num" w:pos="720"/>
-        </w:tabs>
-        <w:ind w:left="720" w:hanging="360"/>
-      </w:pPr>
-      <w:rPr>
-        <w:rFonts w:ascii="Symbol" w:hAnsi="Symbol" w:hint="default"/>
-        <w:sz w:val="20"/>
+      <w:numFmt w:val="decimal"/>
+      <w:lvlText w:val="%1."/>
+      <w:lvlJc w:val="left"/>
+      <w:pPr>
+        <w:tabs>
+          <w:tab w:val="num" w:pos="360"/>
+        </w:tabs>
+        <w:ind w:left="360" w:hanging="360"/>
+      </w:pPr>
+      <w:rPr>
+        <w:rFonts w:hint="default"/>
+        <w:sz w:val="18"/>
+        <w:szCs w:val="18"/>
       </w:rPr>
     </w:lvl>
     <w:lvl w:ilvl="1" w:tentative="1">
@@ -3014,9 +2875,9 @@
       <w:lvlJc w:val="left"/>
       <w:pPr>
         <w:tabs>
-          <w:tab w:val="num" w:pos="1440"/>
-        </w:tabs>
-        <w:ind w:left="1440" w:hanging="360"/>
+          <w:tab w:val="num" w:pos="1080"/>
+        </w:tabs>
+        <w:ind w:left="1080" w:hanging="360"/>
       </w:pPr>
       <w:rPr>
         <w:rFonts w:ascii="Courier New" w:hAnsi="Courier New" w:hint="default"/>
@@ -3030,9 +2891,9 @@
       <w:lvlJc w:val="left"/>
       <w:pPr>
         <w:tabs>
-          <w:tab w:val="num" w:pos="2160"/>
-        </w:tabs>
-        <w:ind w:left="2160" w:hanging="360"/>
+          <w:tab w:val="num" w:pos="1800"/>
+        </w:tabs>
+        <w:ind w:left="1800" w:hanging="360"/>
       </w:pPr>
       <w:rPr>
         <w:rFonts w:ascii="Wingdings" w:hAnsi="Wingdings" w:hint="default"/>
@@ -3046,9 +2907,9 @@
       <w:lvlJc w:val="left"/>
       <w:pPr>
         <w:tabs>
-          <w:tab w:val="num" w:pos="2880"/>
-        </w:tabs>
-        <w:ind w:left="2880" w:hanging="360"/>
+          <w:tab w:val="num" w:pos="2520"/>
+        </w:tabs>
+        <w:ind w:left="2520" w:hanging="360"/>
       </w:pPr>
       <w:rPr>
         <w:rFonts w:ascii="Wingdings" w:hAnsi="Wingdings" w:hint="default"/>
@@ -3062,9 +2923,9 @@
       <w:lvlJc w:val="left"/>
       <w:pPr>
         <w:tabs>
-          <w:tab w:val="num" w:pos="3600"/>
-        </w:tabs>
-        <w:ind w:left="3600" w:hanging="360"/>
+          <w:tab w:val="num" w:pos="3240"/>
+        </w:tabs>
+        <w:ind w:left="3240" w:hanging="360"/>
       </w:pPr>
       <w:rPr>
         <w:rFonts w:ascii="Wingdings" w:hAnsi="Wingdings" w:hint="default"/>
@@ -3078,9 +2939,9 @@
       <w:lvlJc w:val="left"/>
       <w:pPr>
         <w:tabs>
-          <w:tab w:val="num" w:pos="4320"/>
-        </w:tabs>
-        <w:ind w:left="4320" w:hanging="360"/>
+          <w:tab w:val="num" w:pos="3960"/>
+        </w:tabs>
+        <w:ind w:left="3960" w:hanging="360"/>
       </w:pPr>
       <w:rPr>
         <w:rFonts w:ascii="Wingdings" w:hAnsi="Wingdings" w:hint="default"/>
@@ -3094,9 +2955,9 @@
       <w:lvlJc w:val="left"/>
       <w:pPr>
         <w:tabs>
-          <w:tab w:val="num" w:pos="5040"/>
-        </w:tabs>
-        <w:ind w:left="5040" w:hanging="360"/>
+          <w:tab w:val="num" w:pos="4680"/>
+        </w:tabs>
+        <w:ind w:left="4680" w:hanging="360"/>
       </w:pPr>
       <w:rPr>
         <w:rFonts w:ascii="Wingdings" w:hAnsi="Wingdings" w:hint="default"/>
@@ -3110,9 +2971,9 @@
       <w:lvlJc w:val="left"/>
       <w:pPr>
         <w:tabs>
-          <w:tab w:val="num" w:pos="5760"/>
-        </w:tabs>
-        <w:ind w:left="5760" w:hanging="360"/>
+          <w:tab w:val="num" w:pos="5400"/>
+        </w:tabs>
+        <w:ind w:left="5400" w:hanging="360"/>
       </w:pPr>
       <w:rPr>
         <w:rFonts w:ascii="Wingdings" w:hAnsi="Wingdings" w:hint="default"/>
@@ -3126,9 +2987,9 @@
       <w:lvlJc w:val="left"/>
       <w:pPr>
         <w:tabs>
-          <w:tab w:val="num" w:pos="6480"/>
-        </w:tabs>
-        <w:ind w:left="6480" w:hanging="360"/>
+          <w:tab w:val="num" w:pos="6120"/>
+        </w:tabs>
+        <w:ind w:left="6120" w:hanging="360"/>
       </w:pPr>
       <w:rPr>
         <w:rFonts w:ascii="Wingdings" w:hAnsi="Wingdings" w:hint="default"/>
@@ -3811,20 +3672,20 @@
   <w:abstractNum w:abstractNumId="17" w15:restartNumberingAfterBreak="0">
     <w:nsid w:val="37F61AB0"/>
     <w:multiLevelType w:val="multilevel"/>
-    <w:tmpl w:val="0262ABE8"/>
+    <w:tmpl w:val="D800239E"/>
     <w:lvl w:ilvl="0">
       <w:start w:val="1"/>
-      <w:numFmt w:val="bullet"/>
-      <w:lvlText w:val=""/>
-      <w:lvlJc w:val="left"/>
-      <w:pPr>
-        <w:tabs>
-          <w:tab w:val="num" w:pos="720"/>
-        </w:tabs>
-        <w:ind w:left="720" w:hanging="360"/>
-      </w:pPr>
-      <w:rPr>
-        <w:rFonts w:ascii="Symbol" w:hAnsi="Symbol" w:hint="default"/>
+      <w:numFmt w:val="decimal"/>
+      <w:lvlText w:val="%1."/>
+      <w:lvlJc w:val="left"/>
+      <w:pPr>
+        <w:tabs>
+          <w:tab w:val="num" w:pos="360"/>
+        </w:tabs>
+        <w:ind w:left="360" w:hanging="360"/>
+      </w:pPr>
+      <w:rPr>
+        <w:rFonts w:hint="default"/>
         <w:sz w:val="18"/>
         <w:szCs w:val="18"/>
       </w:rPr>
@@ -3836,9 +3697,9 @@
       <w:lvlJc w:val="left"/>
       <w:pPr>
         <w:tabs>
-          <w:tab w:val="num" w:pos="1440"/>
-        </w:tabs>
-        <w:ind w:left="1440" w:hanging="360"/>
+          <w:tab w:val="num" w:pos="1080"/>
+        </w:tabs>
+        <w:ind w:left="1080" w:hanging="360"/>
       </w:pPr>
       <w:rPr>
         <w:rFonts w:ascii="Courier New" w:hAnsi="Courier New" w:hint="default"/>
@@ -3852,9 +3713,9 @@
       <w:lvlJc w:val="left"/>
       <w:pPr>
         <w:tabs>
-          <w:tab w:val="num" w:pos="2160"/>
-        </w:tabs>
-        <w:ind w:left="2160" w:hanging="360"/>
+          <w:tab w:val="num" w:pos="1800"/>
+        </w:tabs>
+        <w:ind w:left="1800" w:hanging="360"/>
       </w:pPr>
       <w:rPr>
         <w:rFonts w:ascii="Wingdings" w:hAnsi="Wingdings" w:hint="default"/>
@@ -3868,9 +3729,9 @@
       <w:lvlJc w:val="left"/>
       <w:pPr>
         <w:tabs>
-          <w:tab w:val="num" w:pos="2880"/>
-        </w:tabs>
-        <w:ind w:left="2880" w:hanging="360"/>
+          <w:tab w:val="num" w:pos="2520"/>
+        </w:tabs>
+        <w:ind w:left="2520" w:hanging="360"/>
       </w:pPr>
       <w:rPr>
         <w:rFonts w:ascii="Wingdings" w:hAnsi="Wingdings" w:hint="default"/>
@@ -3884,9 +3745,9 @@
       <w:lvlJc w:val="left"/>
       <w:pPr>
         <w:tabs>
-          <w:tab w:val="num" w:pos="3600"/>
-        </w:tabs>
-        <w:ind w:left="3600" w:hanging="360"/>
+          <w:tab w:val="num" w:pos="3240"/>
+        </w:tabs>
+        <w:ind w:left="3240" w:hanging="360"/>
       </w:pPr>
       <w:rPr>
         <w:rFonts w:ascii="Wingdings" w:hAnsi="Wingdings" w:hint="default"/>
@@ -3900,9 +3761,9 @@
       <w:lvlJc w:val="left"/>
       <w:pPr>
         <w:tabs>
-          <w:tab w:val="num" w:pos="4320"/>
-        </w:tabs>
-        <w:ind w:left="4320" w:hanging="360"/>
+          <w:tab w:val="num" w:pos="3960"/>
+        </w:tabs>
+        <w:ind w:left="3960" w:hanging="360"/>
       </w:pPr>
       <w:rPr>
         <w:rFonts w:ascii="Wingdings" w:hAnsi="Wingdings" w:hint="default"/>
@@ -3916,9 +3777,9 @@
       <w:lvlJc w:val="left"/>
       <w:pPr>
         <w:tabs>
-          <w:tab w:val="num" w:pos="5040"/>
-        </w:tabs>
-        <w:ind w:left="5040" w:hanging="360"/>
+          <w:tab w:val="num" w:pos="4680"/>
+        </w:tabs>
+        <w:ind w:left="4680" w:hanging="360"/>
       </w:pPr>
       <w:rPr>
         <w:rFonts w:ascii="Wingdings" w:hAnsi="Wingdings" w:hint="default"/>
@@ -3932,9 +3793,9 @@
       <w:lvlJc w:val="left"/>
       <w:pPr>
         <w:tabs>
-          <w:tab w:val="num" w:pos="5760"/>
-        </w:tabs>
-        <w:ind w:left="5760" w:hanging="360"/>
+          <w:tab w:val="num" w:pos="5400"/>
+        </w:tabs>
+        <w:ind w:left="5400" w:hanging="360"/>
       </w:pPr>
       <w:rPr>
         <w:rFonts w:ascii="Wingdings" w:hAnsi="Wingdings" w:hint="default"/>
@@ -3948,9 +3809,9 @@
       <w:lvlJc w:val="left"/>
       <w:pPr>
         <w:tabs>
-          <w:tab w:val="num" w:pos="6480"/>
-        </w:tabs>
-        <w:ind w:left="6480" w:hanging="360"/>
+          <w:tab w:val="num" w:pos="6120"/>
+        </w:tabs>
+        <w:ind w:left="6120" w:hanging="360"/>
       </w:pPr>
       <w:rPr>
         <w:rFonts w:ascii="Wingdings" w:hAnsi="Wingdings" w:hint="default"/>
@@ -3961,20 +3822,20 @@
   <w:abstractNum w:abstractNumId="18" w15:restartNumberingAfterBreak="0">
     <w:nsid w:val="419E1A60"/>
     <w:multiLevelType w:val="multilevel"/>
-    <w:tmpl w:val="7D941098"/>
+    <w:tmpl w:val="D800239E"/>
     <w:lvl w:ilvl="0">
       <w:start w:val="1"/>
-      <w:numFmt w:val="bullet"/>
-      <w:lvlText w:val=""/>
-      <w:lvlJc w:val="left"/>
-      <w:pPr>
-        <w:tabs>
-          <w:tab w:val="num" w:pos="720"/>
-        </w:tabs>
-        <w:ind w:left="720" w:hanging="360"/>
-      </w:pPr>
-      <w:rPr>
-        <w:rFonts w:ascii="Symbol" w:hAnsi="Symbol" w:hint="default"/>
+      <w:numFmt w:val="decimal"/>
+      <w:lvlText w:val="%1."/>
+      <w:lvlJc w:val="left"/>
+      <w:pPr>
+        <w:tabs>
+          <w:tab w:val="num" w:pos="360"/>
+        </w:tabs>
+        <w:ind w:left="360" w:hanging="360"/>
+      </w:pPr>
+      <w:rPr>
+        <w:rFonts w:hint="default"/>
         <w:sz w:val="18"/>
         <w:szCs w:val="18"/>
       </w:rPr>
@@ -3986,9 +3847,9 @@
       <w:lvlJc w:val="left"/>
       <w:pPr>
         <w:tabs>
-          <w:tab w:val="num" w:pos="1440"/>
-        </w:tabs>
-        <w:ind w:left="1440" w:hanging="360"/>
+          <w:tab w:val="num" w:pos="1080"/>
+        </w:tabs>
+        <w:ind w:left="1080" w:hanging="360"/>
       </w:pPr>
       <w:rPr>
         <w:rFonts w:ascii="Courier New" w:hAnsi="Courier New" w:hint="default"/>
@@ -4002,9 +3863,9 @@
       <w:lvlJc w:val="left"/>
       <w:pPr>
         <w:tabs>
-          <w:tab w:val="num" w:pos="2160"/>
-        </w:tabs>
-        <w:ind w:left="2160" w:hanging="360"/>
+          <w:tab w:val="num" w:pos="1800"/>
+        </w:tabs>
+        <w:ind w:left="1800" w:hanging="360"/>
       </w:pPr>
       <w:rPr>
         <w:rFonts w:ascii="Wingdings" w:hAnsi="Wingdings" w:hint="default"/>
@@ -4018,9 +3879,9 @@
       <w:lvlJc w:val="left"/>
       <w:pPr>
         <w:tabs>
-          <w:tab w:val="num" w:pos="2880"/>
-        </w:tabs>
-        <w:ind w:left="2880" w:hanging="360"/>
+          <w:tab w:val="num" w:pos="2520"/>
+        </w:tabs>
+        <w:ind w:left="2520" w:hanging="360"/>
       </w:pPr>
       <w:rPr>
         <w:rFonts w:ascii="Wingdings" w:hAnsi="Wingdings" w:hint="default"/>
@@ -4034,9 +3895,9 @@
       <w:lvlJc w:val="left"/>
       <w:pPr>
         <w:tabs>
-          <w:tab w:val="num" w:pos="3600"/>
-        </w:tabs>
-        <w:ind w:left="3600" w:hanging="360"/>
+          <w:tab w:val="num" w:pos="3240"/>
+        </w:tabs>
+        <w:ind w:left="3240" w:hanging="360"/>
       </w:pPr>
       <w:rPr>
         <w:rFonts w:ascii="Wingdings" w:hAnsi="Wingdings" w:hint="default"/>
@@ -4050,9 +3911,9 @@
       <w:lvlJc w:val="left"/>
       <w:pPr>
         <w:tabs>
-          <w:tab w:val="num" w:pos="4320"/>
-        </w:tabs>
-        <w:ind w:left="4320" w:hanging="360"/>
+          <w:tab w:val="num" w:pos="3960"/>
+        </w:tabs>
+        <w:ind w:left="3960" w:hanging="360"/>
       </w:pPr>
       <w:rPr>
         <w:rFonts w:ascii="Wingdings" w:hAnsi="Wingdings" w:hint="default"/>
@@ -4066,9 +3927,9 @@
       <w:lvlJc w:val="left"/>
       <w:pPr>
         <w:tabs>
-          <w:tab w:val="num" w:pos="5040"/>
-        </w:tabs>
-        <w:ind w:left="5040" w:hanging="360"/>
+          <w:tab w:val="num" w:pos="4680"/>
+        </w:tabs>
+        <w:ind w:left="4680" w:hanging="360"/>
       </w:pPr>
       <w:rPr>
         <w:rFonts w:ascii="Wingdings" w:hAnsi="Wingdings" w:hint="default"/>
@@ -4082,9 +3943,9 @@
       <w:lvlJc w:val="left"/>
       <w:pPr>
         <w:tabs>
-          <w:tab w:val="num" w:pos="5760"/>
-        </w:tabs>
-        <w:ind w:left="5760" w:hanging="360"/>
+          <w:tab w:val="num" w:pos="5400"/>
+        </w:tabs>
+        <w:ind w:left="5400" w:hanging="360"/>
       </w:pPr>
       <w:rPr>
         <w:rFonts w:ascii="Wingdings" w:hAnsi="Wingdings" w:hint="default"/>
@@ -4098,9 +3959,9 @@
       <w:lvlJc w:val="left"/>
       <w:pPr>
         <w:tabs>
-          <w:tab w:val="num" w:pos="6480"/>
-        </w:tabs>
-        <w:ind w:left="6480" w:hanging="360"/>
+          <w:tab w:val="num" w:pos="6120"/>
+        </w:tabs>
+        <w:ind w:left="6120" w:hanging="360"/>
       </w:pPr>
       <w:rPr>
         <w:rFonts w:ascii="Wingdings" w:hAnsi="Wingdings" w:hint="default"/>
@@ -4224,20 +4085,20 @@
   <w:abstractNum w:abstractNumId="20" w15:restartNumberingAfterBreak="0">
     <w:nsid w:val="4A863A03"/>
     <w:multiLevelType w:val="multilevel"/>
-    <w:tmpl w:val="32E84722"/>
+    <w:tmpl w:val="D800239E"/>
     <w:lvl w:ilvl="0">
       <w:start w:val="1"/>
-      <w:numFmt w:val="bullet"/>
-      <w:lvlText w:val=""/>
-      <w:lvlJc w:val="left"/>
-      <w:pPr>
-        <w:tabs>
-          <w:tab w:val="num" w:pos="720"/>
-        </w:tabs>
-        <w:ind w:left="720" w:hanging="360"/>
-      </w:pPr>
-      <w:rPr>
-        <w:rFonts w:ascii="Symbol" w:hAnsi="Symbol" w:hint="default"/>
+      <w:numFmt w:val="decimal"/>
+      <w:lvlText w:val="%1."/>
+      <w:lvlJc w:val="left"/>
+      <w:pPr>
+        <w:tabs>
+          <w:tab w:val="num" w:pos="360"/>
+        </w:tabs>
+        <w:ind w:left="360" w:hanging="360"/>
+      </w:pPr>
+      <w:rPr>
+        <w:rFonts w:hint="default"/>
         <w:sz w:val="18"/>
         <w:szCs w:val="18"/>
       </w:rPr>
@@ -4249,9 +4110,9 @@
       <w:lvlJc w:val="left"/>
       <w:pPr>
         <w:tabs>
-          <w:tab w:val="num" w:pos="1440"/>
-        </w:tabs>
-        <w:ind w:left="1440" w:hanging="360"/>
+          <w:tab w:val="num" w:pos="1080"/>
+        </w:tabs>
+        <w:ind w:left="1080" w:hanging="360"/>
       </w:pPr>
       <w:rPr>
         <w:rFonts w:ascii="Courier New" w:hAnsi="Courier New" w:hint="default"/>
@@ -4265,9 +4126,9 @@
       <w:lvlJc w:val="left"/>
       <w:pPr>
         <w:tabs>
-          <w:tab w:val="num" w:pos="2160"/>
-        </w:tabs>
-        <w:ind w:left="2160" w:hanging="360"/>
+          <w:tab w:val="num" w:pos="1800"/>
+        </w:tabs>
+        <w:ind w:left="1800" w:hanging="360"/>
       </w:pPr>
       <w:rPr>
         <w:rFonts w:ascii="Wingdings" w:hAnsi="Wingdings" w:hint="default"/>
@@ -4281,9 +4142,9 @@
       <w:lvlJc w:val="left"/>
       <w:pPr>
         <w:tabs>
-          <w:tab w:val="num" w:pos="2880"/>
-        </w:tabs>
-        <w:ind w:left="2880" w:hanging="360"/>
+          <w:tab w:val="num" w:pos="2520"/>
+        </w:tabs>
+        <w:ind w:left="2520" w:hanging="360"/>
       </w:pPr>
       <w:rPr>
         <w:rFonts w:ascii="Wingdings" w:hAnsi="Wingdings" w:hint="default"/>
@@ -4297,9 +4158,9 @@
       <w:lvlJc w:val="left"/>
       <w:pPr>
         <w:tabs>
-          <w:tab w:val="num" w:pos="3600"/>
-        </w:tabs>
-        <w:ind w:left="3600" w:hanging="360"/>
+          <w:tab w:val="num" w:pos="3240"/>
+        </w:tabs>
+        <w:ind w:left="3240" w:hanging="360"/>
       </w:pPr>
       <w:rPr>
         <w:rFonts w:ascii="Wingdings" w:hAnsi="Wingdings" w:hint="default"/>
@@ -4313,9 +4174,9 @@
       <w:lvlJc w:val="left"/>
       <w:pPr>
         <w:tabs>
-          <w:tab w:val="num" w:pos="4320"/>
-        </w:tabs>
-        <w:ind w:left="4320" w:hanging="360"/>
+          <w:tab w:val="num" w:pos="3960"/>
+        </w:tabs>
+        <w:ind w:left="3960" w:hanging="360"/>
       </w:pPr>
       <w:rPr>
         <w:rFonts w:ascii="Wingdings" w:hAnsi="Wingdings" w:hint="default"/>
@@ -4329,9 +4190,9 @@
       <w:lvlJc w:val="left"/>
       <w:pPr>
         <w:tabs>
-          <w:tab w:val="num" w:pos="5040"/>
-        </w:tabs>
-        <w:ind w:left="5040" w:hanging="360"/>
+          <w:tab w:val="num" w:pos="4680"/>
+        </w:tabs>
+        <w:ind w:left="4680" w:hanging="360"/>
       </w:pPr>
       <w:rPr>
         <w:rFonts w:ascii="Wingdings" w:hAnsi="Wingdings" w:hint="default"/>
@@ -4345,9 +4206,9 @@
       <w:lvlJc w:val="left"/>
       <w:pPr>
         <w:tabs>
-          <w:tab w:val="num" w:pos="5760"/>
-        </w:tabs>
-        <w:ind w:left="5760" w:hanging="360"/>
+          <w:tab w:val="num" w:pos="5400"/>
+        </w:tabs>
+        <w:ind w:left="5400" w:hanging="360"/>
       </w:pPr>
       <w:rPr>
         <w:rFonts w:ascii="Wingdings" w:hAnsi="Wingdings" w:hint="default"/>
@@ -4361,9 +4222,9 @@
       <w:lvlJc w:val="left"/>
       <w:pPr>
         <w:tabs>
-          <w:tab w:val="num" w:pos="6480"/>
-        </w:tabs>
-        <w:ind w:left="6480" w:hanging="360"/>
+          <w:tab w:val="num" w:pos="6120"/>
+        </w:tabs>
+        <w:ind w:left="6120" w:hanging="360"/>
       </w:pPr>
       <w:rPr>
         <w:rFonts w:ascii="Wingdings" w:hAnsi="Wingdings" w:hint="default"/>
@@ -4486,114 +4347,151 @@
   </w:abstractNum>
   <w:abstractNum w:abstractNumId="22" w15:restartNumberingAfterBreak="0">
     <w:nsid w:val="5336168E"/>
-    <w:multiLevelType w:val="hybridMultilevel"/>
-    <w:tmpl w:val="E856E920"/>
-    <w:lvl w:ilvl="0" w:tplc="04090001">
-      <w:start w:val="1"/>
-      <w:numFmt w:val="bullet"/>
-      <w:lvlText w:val=""/>
-      <w:lvlJc w:val="left"/>
-      <w:pPr>
-        <w:ind w:left="720" w:hanging="360"/>
-      </w:pPr>
-      <w:rPr>
-        <w:rFonts w:ascii="Symbol" w:hAnsi="Symbol" w:hint="default"/>
-      </w:rPr>
-    </w:lvl>
-    <w:lvl w:ilvl="1" w:tplc="04090003" w:tentative="1">
+    <w:multiLevelType w:val="multilevel"/>
+    <w:tmpl w:val="D800239E"/>
+    <w:lvl w:ilvl="0">
+      <w:start w:val="1"/>
+      <w:numFmt w:val="decimal"/>
+      <w:lvlText w:val="%1."/>
+      <w:lvlJc w:val="left"/>
+      <w:pPr>
+        <w:tabs>
+          <w:tab w:val="num" w:pos="360"/>
+        </w:tabs>
+        <w:ind w:left="360" w:hanging="360"/>
+      </w:pPr>
+      <w:rPr>
+        <w:rFonts w:hint="default"/>
+        <w:sz w:val="18"/>
+        <w:szCs w:val="18"/>
+      </w:rPr>
+    </w:lvl>
+    <w:lvl w:ilvl="1" w:tentative="1">
       <w:start w:val="1"/>
       <w:numFmt w:val="bullet"/>
       <w:lvlText w:val="o"/>
       <w:lvlJc w:val="left"/>
       <w:pPr>
-        <w:ind w:left="1440" w:hanging="360"/>
-      </w:pPr>
-      <w:rPr>
-        <w:rFonts w:ascii="Courier New" w:hAnsi="Courier New" w:cs="Courier New" w:hint="default"/>
-      </w:rPr>
-    </w:lvl>
-    <w:lvl w:ilvl="2" w:tplc="04090005" w:tentative="1">
-      <w:start w:val="1"/>
-      <w:numFmt w:val="bullet"/>
-      <w:lvlText w:val=""/>
-      <w:lvlJc w:val="left"/>
-      <w:pPr>
-        <w:ind w:left="2160" w:hanging="360"/>
-      </w:pPr>
-      <w:rPr>
-        <w:rFonts w:ascii="Wingdings" w:hAnsi="Wingdings" w:hint="default"/>
-      </w:rPr>
-    </w:lvl>
-    <w:lvl w:ilvl="3" w:tplc="04090001" w:tentative="1">
-      <w:start w:val="1"/>
-      <w:numFmt w:val="bullet"/>
-      <w:lvlText w:val=""/>
-      <w:lvlJc w:val="left"/>
-      <w:pPr>
-        <w:ind w:left="2880" w:hanging="360"/>
-      </w:pPr>
-      <w:rPr>
-        <w:rFonts w:ascii="Symbol" w:hAnsi="Symbol" w:hint="default"/>
-      </w:rPr>
-    </w:lvl>
-    <w:lvl w:ilvl="4" w:tplc="04090003" w:tentative="1">
-      <w:start w:val="1"/>
-      <w:numFmt w:val="bullet"/>
-      <w:lvlText w:val="o"/>
-      <w:lvlJc w:val="left"/>
-      <w:pPr>
-        <w:ind w:left="3600" w:hanging="360"/>
-      </w:pPr>
-      <w:rPr>
-        <w:rFonts w:ascii="Courier New" w:hAnsi="Courier New" w:cs="Courier New" w:hint="default"/>
-      </w:rPr>
-    </w:lvl>
-    <w:lvl w:ilvl="5" w:tplc="04090005" w:tentative="1">
-      <w:start w:val="1"/>
-      <w:numFmt w:val="bullet"/>
-      <w:lvlText w:val=""/>
-      <w:lvlJc w:val="left"/>
-      <w:pPr>
-        <w:ind w:left="4320" w:hanging="360"/>
-      </w:pPr>
-      <w:rPr>
-        <w:rFonts w:ascii="Wingdings" w:hAnsi="Wingdings" w:hint="default"/>
-      </w:rPr>
-    </w:lvl>
-    <w:lvl w:ilvl="6" w:tplc="04090001" w:tentative="1">
-      <w:start w:val="1"/>
-      <w:numFmt w:val="bullet"/>
-      <w:lvlText w:val=""/>
-      <w:lvlJc w:val="left"/>
-      <w:pPr>
-        <w:ind w:left="5040" w:hanging="360"/>
-      </w:pPr>
-      <w:rPr>
-        <w:rFonts w:ascii="Symbol" w:hAnsi="Symbol" w:hint="default"/>
-      </w:rPr>
-    </w:lvl>
-    <w:lvl w:ilvl="7" w:tplc="04090003" w:tentative="1">
-      <w:start w:val="1"/>
-      <w:numFmt w:val="bullet"/>
-      <w:lvlText w:val="o"/>
-      <w:lvlJc w:val="left"/>
-      <w:pPr>
-        <w:ind w:left="5760" w:hanging="360"/>
-      </w:pPr>
-      <w:rPr>
-        <w:rFonts w:ascii="Courier New" w:hAnsi="Courier New" w:cs="Courier New" w:hint="default"/>
-      </w:rPr>
-    </w:lvl>
-    <w:lvl w:ilvl="8" w:tplc="04090005" w:tentative="1">
-      <w:start w:val="1"/>
-      <w:numFmt w:val="bullet"/>
-      <w:lvlText w:val=""/>
-      <w:lvlJc w:val="left"/>
-      <w:pPr>
-        <w:ind w:left="6480" w:hanging="360"/>
-      </w:pPr>
-      <w:rPr>
-        <w:rFonts w:ascii="Wingdings" w:hAnsi="Wingdings" w:hint="default"/>
+        <w:tabs>
+          <w:tab w:val="num" w:pos="1080"/>
+        </w:tabs>
+        <w:ind w:left="1080" w:hanging="360"/>
+      </w:pPr>
+      <w:rPr>
+        <w:rFonts w:ascii="Courier New" w:hAnsi="Courier New" w:hint="default"/>
+        <w:sz w:val="20"/>
+      </w:rPr>
+    </w:lvl>
+    <w:lvl w:ilvl="2" w:tentative="1">
+      <w:start w:val="1"/>
+      <w:numFmt w:val="bullet"/>
+      <w:lvlText w:val=""/>
+      <w:lvlJc w:val="left"/>
+      <w:pPr>
+        <w:tabs>
+          <w:tab w:val="num" w:pos="1800"/>
+        </w:tabs>
+        <w:ind w:left="1800" w:hanging="360"/>
+      </w:pPr>
+      <w:rPr>
+        <w:rFonts w:ascii="Wingdings" w:hAnsi="Wingdings" w:hint="default"/>
+        <w:sz w:val="20"/>
+      </w:rPr>
+    </w:lvl>
+    <w:lvl w:ilvl="3" w:tentative="1">
+      <w:start w:val="1"/>
+      <w:numFmt w:val="bullet"/>
+      <w:lvlText w:val=""/>
+      <w:lvlJc w:val="left"/>
+      <w:pPr>
+        <w:tabs>
+          <w:tab w:val="num" w:pos="2520"/>
+        </w:tabs>
+        <w:ind w:left="2520" w:hanging="360"/>
+      </w:pPr>
+      <w:rPr>
+        <w:rFonts w:ascii="Wingdings" w:hAnsi="Wingdings" w:hint="default"/>
+        <w:sz w:val="20"/>
+      </w:rPr>
+    </w:lvl>
+    <w:lvl w:ilvl="4" w:tentative="1">
+      <w:start w:val="1"/>
+      <w:numFmt w:val="bullet"/>
+      <w:lvlText w:val=""/>
+      <w:lvlJc w:val="left"/>
+      <w:pPr>
+        <w:tabs>
+          <w:tab w:val="num" w:pos="3240"/>
+        </w:tabs>
+        <w:ind w:left="3240" w:hanging="360"/>
+      </w:pPr>
+      <w:rPr>
+        <w:rFonts w:ascii="Wingdings" w:hAnsi="Wingdings" w:hint="default"/>
+        <w:sz w:val="20"/>
+      </w:rPr>
+    </w:lvl>
+    <w:lvl w:ilvl="5" w:tentative="1">
+      <w:start w:val="1"/>
+      <w:numFmt w:val="bullet"/>
+      <w:lvlText w:val=""/>
+      <w:lvlJc w:val="left"/>
+      <w:pPr>
+        <w:tabs>
+          <w:tab w:val="num" w:pos="3960"/>
+        </w:tabs>
+        <w:ind w:left="3960" w:hanging="360"/>
+      </w:pPr>
+      <w:rPr>
+        <w:rFonts w:ascii="Wingdings" w:hAnsi="Wingdings" w:hint="default"/>
+        <w:sz w:val="20"/>
+      </w:rPr>
+    </w:lvl>
+    <w:lvl w:ilvl="6" w:tentative="1">
+      <w:start w:val="1"/>
+      <w:numFmt w:val="bullet"/>
+      <w:lvlText w:val=""/>
+      <w:lvlJc w:val="left"/>
+      <w:pPr>
+        <w:tabs>
+          <w:tab w:val="num" w:pos="4680"/>
+        </w:tabs>
+        <w:ind w:left="4680" w:hanging="360"/>
+      </w:pPr>
+      <w:rPr>
+        <w:rFonts w:ascii="Wingdings" w:hAnsi="Wingdings" w:hint="default"/>
+        <w:sz w:val="20"/>
+      </w:rPr>
+    </w:lvl>
+    <w:lvl w:ilvl="7" w:tentative="1">
+      <w:start w:val="1"/>
+      <w:numFmt w:val="bullet"/>
+      <w:lvlText w:val=""/>
+      <w:lvlJc w:val="left"/>
+      <w:pPr>
+        <w:tabs>
+          <w:tab w:val="num" w:pos="5400"/>
+        </w:tabs>
+        <w:ind w:left="5400" w:hanging="360"/>
+      </w:pPr>
+      <w:rPr>
+        <w:rFonts w:ascii="Wingdings" w:hAnsi="Wingdings" w:hint="default"/>
+        <w:sz w:val="20"/>
+      </w:rPr>
+    </w:lvl>
+    <w:lvl w:ilvl="8" w:tentative="1">
+      <w:start w:val="1"/>
+      <w:numFmt w:val="bullet"/>
+      <w:lvlText w:val=""/>
+      <w:lvlJc w:val="left"/>
+      <w:pPr>
+        <w:tabs>
+          <w:tab w:val="num" w:pos="6120"/>
+        </w:tabs>
+        <w:ind w:left="6120" w:hanging="360"/>
+      </w:pPr>
+      <w:rPr>
+        <w:rFonts w:ascii="Wingdings" w:hAnsi="Wingdings" w:hint="default"/>
+        <w:sz w:val="20"/>
       </w:rPr>
     </w:lvl>
   </w:abstractNum>
@@ -5023,118 +4921,154 @@
   </w:abstractNum>
   <w:abstractNum w:abstractNumId="27" w15:restartNumberingAfterBreak="0">
     <w:nsid w:val="72586FEC"/>
-    <w:multiLevelType w:val="hybridMultilevel"/>
-    <w:tmpl w:val="DF6E2696"/>
-    <w:lvl w:ilvl="0" w:tplc="991083BE">
-      <w:start w:val="1"/>
-      <w:numFmt w:val="bullet"/>
-      <w:lvlText w:val=""/>
-      <w:lvlJc w:val="left"/>
-      <w:pPr>
-        <w:ind w:left="720" w:hanging="360"/>
-      </w:pPr>
-      <w:rPr>
-        <w:rFonts w:ascii="Symbol" w:hAnsi="Symbol" w:hint="default"/>
+    <w:multiLevelType w:val="multilevel"/>
+    <w:tmpl w:val="883A8760"/>
+    <w:lvl w:ilvl="0">
+      <w:start w:val="1"/>
+      <w:numFmt w:val="decimal"/>
+      <w:lvlText w:val="%1."/>
+      <w:lvlJc w:val="left"/>
+      <w:pPr>
+        <w:tabs>
+          <w:tab w:val="num" w:pos="360"/>
+        </w:tabs>
+        <w:ind w:left="360" w:hanging="360"/>
+      </w:pPr>
+      <w:rPr>
+        <w:rFonts w:hint="default"/>
+        <w:b w:val="0"/>
+        <w:bCs w:val="0"/>
         <w:sz w:val="18"/>
         <w:szCs w:val="18"/>
       </w:rPr>
     </w:lvl>
-    <w:lvl w:ilvl="1" w:tplc="3162D392">
+    <w:lvl w:ilvl="1">
       <w:start w:val="1"/>
       <w:numFmt w:val="bullet"/>
       <w:lvlText w:val="o"/>
       <w:lvlJc w:val="left"/>
       <w:pPr>
-        <w:ind w:left="1440" w:hanging="360"/>
-      </w:pPr>
-      <w:rPr>
-        <w:rFonts w:ascii="Courier New" w:hAnsi="Courier New" w:cs="Courier New" w:hint="default"/>
-        <w:sz w:val="18"/>
+        <w:tabs>
+          <w:tab w:val="num" w:pos="1080"/>
+        </w:tabs>
+        <w:ind w:left="1080" w:hanging="360"/>
+      </w:pPr>
+      <w:rPr>
+        <w:rFonts w:ascii="Courier New" w:hAnsi="Courier New" w:hint="default"/>
+        <w:sz w:val="20"/>
         <w:szCs w:val="18"/>
       </w:rPr>
     </w:lvl>
-    <w:lvl w:ilvl="2" w:tplc="04090005" w:tentative="1">
-      <w:start w:val="1"/>
-      <w:numFmt w:val="bullet"/>
-      <w:lvlText w:val=""/>
-      <w:lvlJc w:val="left"/>
-      <w:pPr>
-        <w:ind w:left="2160" w:hanging="360"/>
-      </w:pPr>
-      <w:rPr>
-        <w:rFonts w:ascii="Wingdings" w:hAnsi="Wingdings" w:hint="default"/>
-      </w:rPr>
-    </w:lvl>
-    <w:lvl w:ilvl="3" w:tplc="04090001" w:tentative="1">
-      <w:start w:val="1"/>
-      <w:numFmt w:val="bullet"/>
-      <w:lvlText w:val=""/>
-      <w:lvlJc w:val="left"/>
-      <w:pPr>
-        <w:ind w:left="2880" w:hanging="360"/>
-      </w:pPr>
-      <w:rPr>
-        <w:rFonts w:ascii="Symbol" w:hAnsi="Symbol" w:hint="default"/>
-      </w:rPr>
-    </w:lvl>
-    <w:lvl w:ilvl="4" w:tplc="04090003" w:tentative="1">
-      <w:start w:val="1"/>
-      <w:numFmt w:val="bullet"/>
-      <w:lvlText w:val="o"/>
-      <w:lvlJc w:val="left"/>
-      <w:pPr>
-        <w:ind w:left="3600" w:hanging="360"/>
-      </w:pPr>
-      <w:rPr>
-        <w:rFonts w:ascii="Courier New" w:hAnsi="Courier New" w:cs="Courier New" w:hint="default"/>
-      </w:rPr>
-    </w:lvl>
-    <w:lvl w:ilvl="5" w:tplc="04090005" w:tentative="1">
-      <w:start w:val="1"/>
-      <w:numFmt w:val="bullet"/>
-      <w:lvlText w:val=""/>
-      <w:lvlJc w:val="left"/>
-      <w:pPr>
-        <w:ind w:left="4320" w:hanging="360"/>
-      </w:pPr>
-      <w:rPr>
-        <w:rFonts w:ascii="Wingdings" w:hAnsi="Wingdings" w:hint="default"/>
-      </w:rPr>
-    </w:lvl>
-    <w:lvl w:ilvl="6" w:tplc="04090001" w:tentative="1">
-      <w:start w:val="1"/>
-      <w:numFmt w:val="bullet"/>
-      <w:lvlText w:val=""/>
-      <w:lvlJc w:val="left"/>
-      <w:pPr>
-        <w:ind w:left="5040" w:hanging="360"/>
-      </w:pPr>
-      <w:rPr>
-        <w:rFonts w:ascii="Symbol" w:hAnsi="Symbol" w:hint="default"/>
-      </w:rPr>
-    </w:lvl>
-    <w:lvl w:ilvl="7" w:tplc="04090003" w:tentative="1">
-      <w:start w:val="1"/>
-      <w:numFmt w:val="bullet"/>
-      <w:lvlText w:val="o"/>
-      <w:lvlJc w:val="left"/>
-      <w:pPr>
-        <w:ind w:left="5760" w:hanging="360"/>
-      </w:pPr>
-      <w:rPr>
-        <w:rFonts w:ascii="Courier New" w:hAnsi="Courier New" w:cs="Courier New" w:hint="default"/>
-      </w:rPr>
-    </w:lvl>
-    <w:lvl w:ilvl="8" w:tplc="04090005" w:tentative="1">
-      <w:start w:val="1"/>
-      <w:numFmt w:val="bullet"/>
-      <w:lvlText w:val=""/>
-      <w:lvlJc w:val="left"/>
-      <w:pPr>
-        <w:ind w:left="6480" w:hanging="360"/>
-      </w:pPr>
-      <w:rPr>
-        <w:rFonts w:ascii="Wingdings" w:hAnsi="Wingdings" w:hint="default"/>
+    <w:lvl w:ilvl="2" w:tentative="1">
+      <w:start w:val="1"/>
+      <w:numFmt w:val="bullet"/>
+      <w:lvlText w:val=""/>
+      <w:lvlJc w:val="left"/>
+      <w:pPr>
+        <w:tabs>
+          <w:tab w:val="num" w:pos="1800"/>
+        </w:tabs>
+        <w:ind w:left="1800" w:hanging="360"/>
+      </w:pPr>
+      <w:rPr>
+        <w:rFonts w:ascii="Wingdings" w:hAnsi="Wingdings" w:hint="default"/>
+        <w:sz w:val="20"/>
+      </w:rPr>
+    </w:lvl>
+    <w:lvl w:ilvl="3" w:tentative="1">
+      <w:start w:val="1"/>
+      <w:numFmt w:val="bullet"/>
+      <w:lvlText w:val=""/>
+      <w:lvlJc w:val="left"/>
+      <w:pPr>
+        <w:tabs>
+          <w:tab w:val="num" w:pos="2520"/>
+        </w:tabs>
+        <w:ind w:left="2520" w:hanging="360"/>
+      </w:pPr>
+      <w:rPr>
+        <w:rFonts w:ascii="Wingdings" w:hAnsi="Wingdings" w:hint="default"/>
+        <w:sz w:val="20"/>
+      </w:rPr>
+    </w:lvl>
+    <w:lvl w:ilvl="4" w:tentative="1">
+      <w:start w:val="1"/>
+      <w:numFmt w:val="bullet"/>
+      <w:lvlText w:val=""/>
+      <w:lvlJc w:val="left"/>
+      <w:pPr>
+        <w:tabs>
+          <w:tab w:val="num" w:pos="3240"/>
+        </w:tabs>
+        <w:ind w:left="3240" w:hanging="360"/>
+      </w:pPr>
+      <w:rPr>
+        <w:rFonts w:ascii="Wingdings" w:hAnsi="Wingdings" w:hint="default"/>
+        <w:sz w:val="20"/>
+      </w:rPr>
+    </w:lvl>
+    <w:lvl w:ilvl="5" w:tentative="1">
+      <w:start w:val="1"/>
+      <w:numFmt w:val="bullet"/>
+      <w:lvlText w:val=""/>
+      <w:lvlJc w:val="left"/>
+      <w:pPr>
+        <w:tabs>
+          <w:tab w:val="num" w:pos="3960"/>
+        </w:tabs>
+        <w:ind w:left="3960" w:hanging="360"/>
+      </w:pPr>
+      <w:rPr>
+        <w:rFonts w:ascii="Wingdings" w:hAnsi="Wingdings" w:hint="default"/>
+        <w:sz w:val="20"/>
+      </w:rPr>
+    </w:lvl>
+    <w:lvl w:ilvl="6" w:tentative="1">
+      <w:start w:val="1"/>
+      <w:numFmt w:val="bullet"/>
+      <w:lvlText w:val=""/>
+      <w:lvlJc w:val="left"/>
+      <w:pPr>
+        <w:tabs>
+          <w:tab w:val="num" w:pos="4680"/>
+        </w:tabs>
+        <w:ind w:left="4680" w:hanging="360"/>
+      </w:pPr>
+      <w:rPr>
+        <w:rFonts w:ascii="Wingdings" w:hAnsi="Wingdings" w:hint="default"/>
+        <w:sz w:val="20"/>
+      </w:rPr>
+    </w:lvl>
+    <w:lvl w:ilvl="7" w:tentative="1">
+      <w:start w:val="1"/>
+      <w:numFmt w:val="bullet"/>
+      <w:lvlText w:val=""/>
+      <w:lvlJc w:val="left"/>
+      <w:pPr>
+        <w:tabs>
+          <w:tab w:val="num" w:pos="5400"/>
+        </w:tabs>
+        <w:ind w:left="5400" w:hanging="360"/>
+      </w:pPr>
+      <w:rPr>
+        <w:rFonts w:ascii="Wingdings" w:hAnsi="Wingdings" w:hint="default"/>
+        <w:sz w:val="20"/>
+      </w:rPr>
+    </w:lvl>
+    <w:lvl w:ilvl="8" w:tentative="1">
+      <w:start w:val="1"/>
+      <w:numFmt w:val="bullet"/>
+      <w:lvlText w:val=""/>
+      <w:lvlJc w:val="left"/>
+      <w:pPr>
+        <w:tabs>
+          <w:tab w:val="num" w:pos="6120"/>
+        </w:tabs>
+        <w:ind w:left="6120" w:hanging="360"/>
+      </w:pPr>
+      <w:rPr>
+        <w:rFonts w:ascii="Wingdings" w:hAnsi="Wingdings" w:hint="default"/>
+        <w:sz w:val="20"/>
       </w:rPr>
     </w:lvl>
   </w:abstractNum>
@@ -5474,15 +5408,15 @@
   <w:docDefaults>
     <w:rPrDefault>
       <w:rPr>
-        <w:rFonts w:asciiTheme="minorHAnsi" w:eastAsiaTheme="minorHAnsi" w:hAnsiTheme="minorHAnsi" w:cstheme="minorBidi"/>
-        <w:sz w:val="22"/>
-        <w:szCs w:val="22"/>
+        <w:rFonts w:asciiTheme="minorHAnsi" w:eastAsiaTheme="minorEastAsia" w:hAnsiTheme="minorHAnsi" w:cstheme="minorBidi"/>
+        <w:sz w:val="21"/>
+        <w:szCs w:val="21"/>
         <w:lang w:val="en-US" w:eastAsia="en-US" w:bidi="ar-SA"/>
       </w:rPr>
     </w:rPrDefault>
     <w:pPrDefault>
       <w:pPr>
-        <w:spacing w:after="160" w:line="259" w:lineRule="auto"/>
+        <w:spacing w:after="160" w:line="300" w:lineRule="auto"/>
       </w:pPr>
     </w:pPrDefault>
   </w:docDefaults>
@@ -5553,7 +5487,7 @@
     <w:lsdException w:name="Closing" w:semiHidden="1" w:unhideWhenUsed="1"/>
     <w:lsdException w:name="Signature" w:semiHidden="1" w:unhideWhenUsed="1"/>
     <w:lsdException w:name="Default Paragraph Font" w:semiHidden="1" w:uiPriority="1" w:unhideWhenUsed="1"/>
-    <w:lsdException w:name="Body Text" w:semiHidden="1" w:uiPriority="1" w:unhideWhenUsed="1" w:qFormat="1"/>
+    <w:lsdException w:name="Body Text" w:semiHidden="1" w:uiPriority="1" w:unhideWhenUsed="1"/>
     <w:lsdException w:name="Body Text Indent" w:semiHidden="1" w:unhideWhenUsed="1"/>
     <w:lsdException w:name="List Continue" w:semiHidden="1" w:unhideWhenUsed="1"/>
     <w:lsdException w:name="List Continue 2" w:semiHidden="1" w:unhideWhenUsed="1"/>
@@ -5867,24 +5801,211 @@
   <w:style w:type="paragraph" w:default="1" w:styleId="Normal">
     <w:name w:val="Normal"/>
     <w:qFormat/>
+    <w:rsid w:val="0016614A"/>
+  </w:style>
+  <w:style w:type="paragraph" w:styleId="Heading1">
+    <w:name w:val="heading 1"/>
+    <w:basedOn w:val="Normal"/>
+    <w:next w:val="Normal"/>
+    <w:link w:val="Heading1Char"/>
+    <w:uiPriority w:val="9"/>
+    <w:qFormat/>
+    <w:rsid w:val="0016614A"/>
+    <w:pPr>
+      <w:keepNext/>
+      <w:keepLines/>
+      <w:spacing w:before="320" w:after="80" w:line="240" w:lineRule="auto"/>
+      <w:jc w:val="center"/>
+      <w:outlineLvl w:val="0"/>
+    </w:pPr>
+    <w:rPr>
+      <w:rFonts w:asciiTheme="majorHAnsi" w:eastAsiaTheme="majorEastAsia" w:hAnsiTheme="majorHAnsi" w:cstheme="majorBidi"/>
+      <w:color w:val="2F5496" w:themeColor="accent1" w:themeShade="BF"/>
+      <w:sz w:val="40"/>
+      <w:szCs w:val="40"/>
+    </w:rPr>
+  </w:style>
+  <w:style w:type="paragraph" w:styleId="Heading2">
+    <w:name w:val="heading 2"/>
+    <w:basedOn w:val="Normal"/>
+    <w:next w:val="Normal"/>
+    <w:link w:val="Heading2Char"/>
+    <w:uiPriority w:val="9"/>
+    <w:semiHidden/>
+    <w:unhideWhenUsed/>
+    <w:qFormat/>
+    <w:rsid w:val="0016614A"/>
+    <w:pPr>
+      <w:keepNext/>
+      <w:keepLines/>
+      <w:spacing w:before="160" w:after="40" w:line="240" w:lineRule="auto"/>
+      <w:jc w:val="center"/>
+      <w:outlineLvl w:val="1"/>
+    </w:pPr>
+    <w:rPr>
+      <w:rFonts w:asciiTheme="majorHAnsi" w:eastAsiaTheme="majorEastAsia" w:hAnsiTheme="majorHAnsi" w:cstheme="majorBidi"/>
+      <w:sz w:val="32"/>
+      <w:szCs w:val="32"/>
+    </w:rPr>
   </w:style>
   <w:style w:type="paragraph" w:styleId="Heading3">
     <w:name w:val="heading 3"/>
     <w:basedOn w:val="Normal"/>
+    <w:next w:val="Normal"/>
     <w:link w:val="Heading3Char"/>
     <w:uiPriority w:val="9"/>
+    <w:unhideWhenUsed/>
     <w:qFormat/>
-    <w:rsid w:val="00FB0DF2"/>
+    <w:rsid w:val="0016614A"/>
     <w:pPr>
-      <w:spacing w:before="100" w:beforeAutospacing="1" w:after="100" w:afterAutospacing="1" w:line="240" w:lineRule="auto"/>
+      <w:keepNext/>
+      <w:keepLines/>
+      <w:spacing w:before="160" w:after="0" w:line="240" w:lineRule="auto"/>
       <w:outlineLvl w:val="2"/>
     </w:pPr>
     <w:rPr>
-      <w:rFonts w:ascii="Times New Roman" w:eastAsia="Times New Roman" w:hAnsi="Times New Roman" w:cs="Times New Roman"/>
+      <w:rFonts w:asciiTheme="majorHAnsi" w:eastAsiaTheme="majorEastAsia" w:hAnsiTheme="majorHAnsi" w:cstheme="majorBidi"/>
+      <w:sz w:val="32"/>
+      <w:szCs w:val="32"/>
+    </w:rPr>
+  </w:style>
+  <w:style w:type="paragraph" w:styleId="Heading4">
+    <w:name w:val="heading 4"/>
+    <w:basedOn w:val="Normal"/>
+    <w:next w:val="Normal"/>
+    <w:link w:val="Heading4Char"/>
+    <w:uiPriority w:val="9"/>
+    <w:semiHidden/>
+    <w:unhideWhenUsed/>
+    <w:qFormat/>
+    <w:rsid w:val="0016614A"/>
+    <w:pPr>
+      <w:keepNext/>
+      <w:keepLines/>
+      <w:spacing w:before="80" w:after="0"/>
+      <w:outlineLvl w:val="3"/>
+    </w:pPr>
+    <w:rPr>
+      <w:rFonts w:asciiTheme="majorHAnsi" w:eastAsiaTheme="majorEastAsia" w:hAnsiTheme="majorHAnsi" w:cstheme="majorBidi"/>
+      <w:i/>
+      <w:iCs/>
+      <w:sz w:val="30"/>
+      <w:szCs w:val="30"/>
+    </w:rPr>
+  </w:style>
+  <w:style w:type="paragraph" w:styleId="Heading5">
+    <w:name w:val="heading 5"/>
+    <w:basedOn w:val="Normal"/>
+    <w:next w:val="Normal"/>
+    <w:link w:val="Heading5Char"/>
+    <w:uiPriority w:val="9"/>
+    <w:semiHidden/>
+    <w:unhideWhenUsed/>
+    <w:qFormat/>
+    <w:rsid w:val="0016614A"/>
+    <w:pPr>
+      <w:keepNext/>
+      <w:keepLines/>
+      <w:spacing w:before="40" w:after="0"/>
+      <w:outlineLvl w:val="4"/>
+    </w:pPr>
+    <w:rPr>
+      <w:rFonts w:asciiTheme="majorHAnsi" w:eastAsiaTheme="majorEastAsia" w:hAnsiTheme="majorHAnsi" w:cstheme="majorBidi"/>
+      <w:sz w:val="28"/>
+      <w:szCs w:val="28"/>
+    </w:rPr>
+  </w:style>
+  <w:style w:type="paragraph" w:styleId="Heading6">
+    <w:name w:val="heading 6"/>
+    <w:basedOn w:val="Normal"/>
+    <w:next w:val="Normal"/>
+    <w:link w:val="Heading6Char"/>
+    <w:uiPriority w:val="9"/>
+    <w:semiHidden/>
+    <w:unhideWhenUsed/>
+    <w:qFormat/>
+    <w:rsid w:val="0016614A"/>
+    <w:pPr>
+      <w:keepNext/>
+      <w:keepLines/>
+      <w:spacing w:before="40" w:after="0"/>
+      <w:outlineLvl w:val="5"/>
+    </w:pPr>
+    <w:rPr>
+      <w:rFonts w:asciiTheme="majorHAnsi" w:eastAsiaTheme="majorEastAsia" w:hAnsiTheme="majorHAnsi" w:cstheme="majorBidi"/>
+      <w:i/>
+      <w:iCs/>
+      <w:sz w:val="26"/>
+      <w:szCs w:val="26"/>
+    </w:rPr>
+  </w:style>
+  <w:style w:type="paragraph" w:styleId="Heading7">
+    <w:name w:val="heading 7"/>
+    <w:basedOn w:val="Normal"/>
+    <w:next w:val="Normal"/>
+    <w:link w:val="Heading7Char"/>
+    <w:uiPriority w:val="9"/>
+    <w:semiHidden/>
+    <w:unhideWhenUsed/>
+    <w:qFormat/>
+    <w:rsid w:val="0016614A"/>
+    <w:pPr>
+      <w:keepNext/>
+      <w:keepLines/>
+      <w:spacing w:before="40" w:after="0"/>
+      <w:outlineLvl w:val="6"/>
+    </w:pPr>
+    <w:rPr>
+      <w:rFonts w:asciiTheme="majorHAnsi" w:eastAsiaTheme="majorEastAsia" w:hAnsiTheme="majorHAnsi" w:cstheme="majorBidi"/>
+      <w:sz w:val="24"/>
+      <w:szCs w:val="24"/>
+    </w:rPr>
+  </w:style>
+  <w:style w:type="paragraph" w:styleId="Heading8">
+    <w:name w:val="heading 8"/>
+    <w:basedOn w:val="Normal"/>
+    <w:next w:val="Normal"/>
+    <w:link w:val="Heading8Char"/>
+    <w:uiPriority w:val="9"/>
+    <w:semiHidden/>
+    <w:unhideWhenUsed/>
+    <w:qFormat/>
+    <w:rsid w:val="0016614A"/>
+    <w:pPr>
+      <w:keepNext/>
+      <w:keepLines/>
+      <w:spacing w:before="40" w:after="0"/>
+      <w:outlineLvl w:val="7"/>
+    </w:pPr>
+    <w:rPr>
+      <w:rFonts w:asciiTheme="majorHAnsi" w:eastAsiaTheme="majorEastAsia" w:hAnsiTheme="majorHAnsi" w:cstheme="majorBidi"/>
+      <w:i/>
+      <w:iCs/>
+      <w:sz w:val="22"/>
+      <w:szCs w:val="22"/>
+    </w:rPr>
+  </w:style>
+  <w:style w:type="paragraph" w:styleId="Heading9">
+    <w:name w:val="heading 9"/>
+    <w:basedOn w:val="Normal"/>
+    <w:next w:val="Normal"/>
+    <w:link w:val="Heading9Char"/>
+    <w:uiPriority w:val="9"/>
+    <w:semiHidden/>
+    <w:unhideWhenUsed/>
+    <w:qFormat/>
+    <w:rsid w:val="0016614A"/>
+    <w:pPr>
+      <w:keepNext/>
+      <w:keepLines/>
+      <w:spacing w:before="40" w:after="0"/>
+      <w:outlineLvl w:val="8"/>
+    </w:pPr>
+    <w:rPr>
       <w:b/>
       <w:bCs/>
-      <w:sz w:val="27"/>
-      <w:szCs w:val="27"/>
+      <w:i/>
+      <w:iCs/>
     </w:rPr>
   </w:style>
   <w:style w:type="character" w:default="1" w:styleId="DefaultParagraphFont">
@@ -5930,7 +6051,7 @@
     <w:basedOn w:val="DefaultParagraphFont"/>
     <w:uiPriority w:val="22"/>
     <w:qFormat/>
-    <w:rsid w:val="001E05AC"/>
+    <w:rsid w:val="0016614A"/>
     <w:rPr>
       <w:b/>
       <w:bCs/>
@@ -5941,13 +6062,11 @@
     <w:basedOn w:val="DefaultParagraphFont"/>
     <w:link w:val="Heading3"/>
     <w:uiPriority w:val="9"/>
-    <w:rsid w:val="00FB0DF2"/>
+    <w:rsid w:val="0016614A"/>
     <w:rPr>
-      <w:rFonts w:ascii="Times New Roman" w:eastAsia="Times New Roman" w:hAnsi="Times New Roman" w:cs="Times New Roman"/>
-      <w:b/>
-      <w:bCs/>
-      <w:sz w:val="27"/>
-      <w:szCs w:val="27"/>
+      <w:rFonts w:asciiTheme="majorHAnsi" w:eastAsiaTheme="majorEastAsia" w:hAnsiTheme="majorHAnsi" w:cstheme="majorBidi"/>
+      <w:sz w:val="32"/>
+      <w:szCs w:val="32"/>
     </w:rPr>
   </w:style>
   <w:style w:type="character" w:styleId="Hyperlink">
@@ -5985,20 +6104,23 @@
     <w:link w:val="TitleChar"/>
     <w:uiPriority w:val="10"/>
     <w:qFormat/>
-    <w:rsid w:val="00F3564E"/>
+    <w:rsid w:val="0016614A"/>
     <w:pPr>
-      <w:widowControl w:val="0"/>
-      <w:autoSpaceDE w:val="0"/>
-      <w:autoSpaceDN w:val="0"/>
-      <w:spacing w:after="80" w:line="240" w:lineRule="auto"/>
+      <w:pBdr>
+        <w:top w:val="single" w:sz="6" w:space="8" w:color="A5A5A5" w:themeColor="accent3"/>
+        <w:bottom w:val="single" w:sz="6" w:space="8" w:color="A5A5A5" w:themeColor="accent3"/>
+      </w:pBdr>
+      <w:spacing w:after="400" w:line="240" w:lineRule="auto"/>
       <w:contextualSpacing/>
+      <w:jc w:val="center"/>
     </w:pPr>
     <w:rPr>
       <w:rFonts w:asciiTheme="majorHAnsi" w:eastAsiaTheme="majorEastAsia" w:hAnsiTheme="majorHAnsi" w:cstheme="majorBidi"/>
-      <w:spacing w:val="-10"/>
-      <w:kern w:val="28"/>
-      <w:sz w:val="56"/>
-      <w:szCs w:val="56"/>
+      <w:caps/>
+      <w:color w:val="44546A" w:themeColor="text2"/>
+      <w:spacing w:val="30"/>
+      <w:sz w:val="72"/>
+      <w:szCs w:val="72"/>
     </w:rPr>
   </w:style>
   <w:style w:type="character" w:customStyle="1" w:styleId="TitleChar">
@@ -6006,13 +6128,14 @@
     <w:basedOn w:val="DefaultParagraphFont"/>
     <w:link w:val="Title"/>
     <w:uiPriority w:val="10"/>
-    <w:rsid w:val="00F3564E"/>
+    <w:rsid w:val="0016614A"/>
     <w:rPr>
       <w:rFonts w:asciiTheme="majorHAnsi" w:eastAsiaTheme="majorEastAsia" w:hAnsiTheme="majorHAnsi" w:cstheme="majorBidi"/>
-      <w:spacing w:val="-10"/>
-      <w:kern w:val="28"/>
-      <w:sz w:val="56"/>
-      <w:szCs w:val="56"/>
+      <w:caps/>
+      <w:color w:val="44546A" w:themeColor="text2"/>
+      <w:spacing w:val="30"/>
+      <w:sz w:val="72"/>
+      <w:szCs w:val="72"/>
     </w:rPr>
   </w:style>
   <w:style w:type="paragraph" w:styleId="BodyText">
@@ -6020,7 +6143,6 @@
     <w:basedOn w:val="Normal"/>
     <w:link w:val="BodyTextChar"/>
     <w:uiPriority w:val="1"/>
-    <w:qFormat/>
     <w:rsid w:val="00F3564E"/>
     <w:pPr>
       <w:widowControl w:val="0"/>
@@ -6045,6 +6167,343 @@
       <w:sz w:val="28"/>
       <w:szCs w:val="28"/>
     </w:rPr>
+  </w:style>
+  <w:style w:type="character" w:customStyle="1" w:styleId="Heading1Char">
+    <w:name w:val="Heading 1 Char"/>
+    <w:basedOn w:val="DefaultParagraphFont"/>
+    <w:link w:val="Heading1"/>
+    <w:uiPriority w:val="9"/>
+    <w:rsid w:val="0016614A"/>
+    <w:rPr>
+      <w:rFonts w:asciiTheme="majorHAnsi" w:eastAsiaTheme="majorEastAsia" w:hAnsiTheme="majorHAnsi" w:cstheme="majorBidi"/>
+      <w:color w:val="2F5496" w:themeColor="accent1" w:themeShade="BF"/>
+      <w:sz w:val="40"/>
+      <w:szCs w:val="40"/>
+    </w:rPr>
+  </w:style>
+  <w:style w:type="character" w:customStyle="1" w:styleId="Heading2Char">
+    <w:name w:val="Heading 2 Char"/>
+    <w:basedOn w:val="DefaultParagraphFont"/>
+    <w:link w:val="Heading2"/>
+    <w:uiPriority w:val="9"/>
+    <w:semiHidden/>
+    <w:rsid w:val="0016614A"/>
+    <w:rPr>
+      <w:rFonts w:asciiTheme="majorHAnsi" w:eastAsiaTheme="majorEastAsia" w:hAnsiTheme="majorHAnsi" w:cstheme="majorBidi"/>
+      <w:sz w:val="32"/>
+      <w:szCs w:val="32"/>
+    </w:rPr>
+  </w:style>
+  <w:style w:type="character" w:customStyle="1" w:styleId="Heading4Char">
+    <w:name w:val="Heading 4 Char"/>
+    <w:basedOn w:val="DefaultParagraphFont"/>
+    <w:link w:val="Heading4"/>
+    <w:uiPriority w:val="9"/>
+    <w:semiHidden/>
+    <w:rsid w:val="0016614A"/>
+    <w:rPr>
+      <w:rFonts w:asciiTheme="majorHAnsi" w:eastAsiaTheme="majorEastAsia" w:hAnsiTheme="majorHAnsi" w:cstheme="majorBidi"/>
+      <w:i/>
+      <w:iCs/>
+      <w:sz w:val="30"/>
+      <w:szCs w:val="30"/>
+    </w:rPr>
+  </w:style>
+  <w:style w:type="character" w:customStyle="1" w:styleId="Heading5Char">
+    <w:name w:val="Heading 5 Char"/>
+    <w:basedOn w:val="DefaultParagraphFont"/>
+    <w:link w:val="Heading5"/>
+    <w:uiPriority w:val="9"/>
+    <w:semiHidden/>
+    <w:rsid w:val="0016614A"/>
+    <w:rPr>
+      <w:rFonts w:asciiTheme="majorHAnsi" w:eastAsiaTheme="majorEastAsia" w:hAnsiTheme="majorHAnsi" w:cstheme="majorBidi"/>
+      <w:sz w:val="28"/>
+      <w:szCs w:val="28"/>
+    </w:rPr>
+  </w:style>
+  <w:style w:type="character" w:customStyle="1" w:styleId="Heading6Char">
+    <w:name w:val="Heading 6 Char"/>
+    <w:basedOn w:val="DefaultParagraphFont"/>
+    <w:link w:val="Heading6"/>
+    <w:uiPriority w:val="9"/>
+    <w:semiHidden/>
+    <w:rsid w:val="0016614A"/>
+    <w:rPr>
+      <w:rFonts w:asciiTheme="majorHAnsi" w:eastAsiaTheme="majorEastAsia" w:hAnsiTheme="majorHAnsi" w:cstheme="majorBidi"/>
+      <w:i/>
+      <w:iCs/>
+      <w:sz w:val="26"/>
+      <w:szCs w:val="26"/>
+    </w:rPr>
+  </w:style>
+  <w:style w:type="character" w:customStyle="1" w:styleId="Heading7Char">
+    <w:name w:val="Heading 7 Char"/>
+    <w:basedOn w:val="DefaultParagraphFont"/>
+    <w:link w:val="Heading7"/>
+    <w:uiPriority w:val="9"/>
+    <w:semiHidden/>
+    <w:rsid w:val="0016614A"/>
+    <w:rPr>
+      <w:rFonts w:asciiTheme="majorHAnsi" w:eastAsiaTheme="majorEastAsia" w:hAnsiTheme="majorHAnsi" w:cstheme="majorBidi"/>
+      <w:sz w:val="24"/>
+      <w:szCs w:val="24"/>
+    </w:rPr>
+  </w:style>
+  <w:style w:type="character" w:customStyle="1" w:styleId="Heading8Char">
+    <w:name w:val="Heading 8 Char"/>
+    <w:basedOn w:val="DefaultParagraphFont"/>
+    <w:link w:val="Heading8"/>
+    <w:uiPriority w:val="9"/>
+    <w:semiHidden/>
+    <w:rsid w:val="0016614A"/>
+    <w:rPr>
+      <w:rFonts w:asciiTheme="majorHAnsi" w:eastAsiaTheme="majorEastAsia" w:hAnsiTheme="majorHAnsi" w:cstheme="majorBidi"/>
+      <w:i/>
+      <w:iCs/>
+      <w:sz w:val="22"/>
+      <w:szCs w:val="22"/>
+    </w:rPr>
+  </w:style>
+  <w:style w:type="character" w:customStyle="1" w:styleId="Heading9Char">
+    <w:name w:val="Heading 9 Char"/>
+    <w:basedOn w:val="DefaultParagraphFont"/>
+    <w:link w:val="Heading9"/>
+    <w:uiPriority w:val="9"/>
+    <w:semiHidden/>
+    <w:rsid w:val="0016614A"/>
+    <w:rPr>
+      <w:b/>
+      <w:bCs/>
+      <w:i/>
+      <w:iCs/>
+    </w:rPr>
+  </w:style>
+  <w:style w:type="paragraph" w:styleId="Caption">
+    <w:name w:val="caption"/>
+    <w:basedOn w:val="Normal"/>
+    <w:next w:val="Normal"/>
+    <w:uiPriority w:val="35"/>
+    <w:semiHidden/>
+    <w:unhideWhenUsed/>
+    <w:qFormat/>
+    <w:rsid w:val="0016614A"/>
+    <w:pPr>
+      <w:spacing w:line="240" w:lineRule="auto"/>
+    </w:pPr>
+    <w:rPr>
+      <w:b/>
+      <w:bCs/>
+      <w:color w:val="404040" w:themeColor="text1" w:themeTint="BF"/>
+      <w:sz w:val="16"/>
+      <w:szCs w:val="16"/>
+    </w:rPr>
+  </w:style>
+  <w:style w:type="paragraph" w:styleId="Subtitle">
+    <w:name w:val="Subtitle"/>
+    <w:basedOn w:val="Normal"/>
+    <w:next w:val="Normal"/>
+    <w:link w:val="SubtitleChar"/>
+    <w:uiPriority w:val="11"/>
+    <w:qFormat/>
+    <w:rsid w:val="0016614A"/>
+    <w:pPr>
+      <w:numPr>
+        <w:ilvl w:val="1"/>
+      </w:numPr>
+      <w:jc w:val="center"/>
+    </w:pPr>
+    <w:rPr>
+      <w:color w:val="44546A" w:themeColor="text2"/>
+      <w:sz w:val="28"/>
+      <w:szCs w:val="28"/>
+    </w:rPr>
+  </w:style>
+  <w:style w:type="character" w:customStyle="1" w:styleId="SubtitleChar">
+    <w:name w:val="Subtitle Char"/>
+    <w:basedOn w:val="DefaultParagraphFont"/>
+    <w:link w:val="Subtitle"/>
+    <w:uiPriority w:val="11"/>
+    <w:rsid w:val="0016614A"/>
+    <w:rPr>
+      <w:color w:val="44546A" w:themeColor="text2"/>
+      <w:sz w:val="28"/>
+      <w:szCs w:val="28"/>
+    </w:rPr>
+  </w:style>
+  <w:style w:type="character" w:styleId="Emphasis">
+    <w:name w:val="Emphasis"/>
+    <w:basedOn w:val="DefaultParagraphFont"/>
+    <w:uiPriority w:val="20"/>
+    <w:qFormat/>
+    <w:rsid w:val="0016614A"/>
+    <w:rPr>
+      <w:i/>
+      <w:iCs/>
+      <w:color w:val="000000" w:themeColor="text1"/>
+    </w:rPr>
+  </w:style>
+  <w:style w:type="paragraph" w:styleId="NoSpacing">
+    <w:name w:val="No Spacing"/>
+    <w:uiPriority w:val="1"/>
+    <w:qFormat/>
+    <w:rsid w:val="0016614A"/>
+    <w:pPr>
+      <w:spacing w:after="0" w:line="240" w:lineRule="auto"/>
+    </w:pPr>
+  </w:style>
+  <w:style w:type="paragraph" w:styleId="Quote">
+    <w:name w:val="Quote"/>
+    <w:basedOn w:val="Normal"/>
+    <w:next w:val="Normal"/>
+    <w:link w:val="QuoteChar"/>
+    <w:uiPriority w:val="29"/>
+    <w:qFormat/>
+    <w:rsid w:val="0016614A"/>
+    <w:pPr>
+      <w:spacing w:before="160"/>
+      <w:ind w:left="720" w:right="720"/>
+      <w:jc w:val="center"/>
+    </w:pPr>
+    <w:rPr>
+      <w:i/>
+      <w:iCs/>
+      <w:color w:val="7B7B7B" w:themeColor="accent3" w:themeShade="BF"/>
+      <w:sz w:val="24"/>
+      <w:szCs w:val="24"/>
+    </w:rPr>
+  </w:style>
+  <w:style w:type="character" w:customStyle="1" w:styleId="QuoteChar">
+    <w:name w:val="Quote Char"/>
+    <w:basedOn w:val="DefaultParagraphFont"/>
+    <w:link w:val="Quote"/>
+    <w:uiPriority w:val="29"/>
+    <w:rsid w:val="0016614A"/>
+    <w:rPr>
+      <w:i/>
+      <w:iCs/>
+      <w:color w:val="7B7B7B" w:themeColor="accent3" w:themeShade="BF"/>
+      <w:sz w:val="24"/>
+      <w:szCs w:val="24"/>
+    </w:rPr>
+  </w:style>
+  <w:style w:type="paragraph" w:styleId="IntenseQuote">
+    <w:name w:val="Intense Quote"/>
+    <w:basedOn w:val="Normal"/>
+    <w:next w:val="Normal"/>
+    <w:link w:val="IntenseQuoteChar"/>
+    <w:uiPriority w:val="30"/>
+    <w:qFormat/>
+    <w:rsid w:val="0016614A"/>
+    <w:pPr>
+      <w:spacing w:before="160" w:line="276" w:lineRule="auto"/>
+      <w:ind w:left="936" w:right="936"/>
+      <w:jc w:val="center"/>
+    </w:pPr>
+    <w:rPr>
+      <w:rFonts w:asciiTheme="majorHAnsi" w:eastAsiaTheme="majorEastAsia" w:hAnsiTheme="majorHAnsi" w:cstheme="majorBidi"/>
+      <w:caps/>
+      <w:color w:val="2F5496" w:themeColor="accent1" w:themeShade="BF"/>
+      <w:sz w:val="28"/>
+      <w:szCs w:val="28"/>
+    </w:rPr>
+  </w:style>
+  <w:style w:type="character" w:customStyle="1" w:styleId="IntenseQuoteChar">
+    <w:name w:val="Intense Quote Char"/>
+    <w:basedOn w:val="DefaultParagraphFont"/>
+    <w:link w:val="IntenseQuote"/>
+    <w:uiPriority w:val="30"/>
+    <w:rsid w:val="0016614A"/>
+    <w:rPr>
+      <w:rFonts w:asciiTheme="majorHAnsi" w:eastAsiaTheme="majorEastAsia" w:hAnsiTheme="majorHAnsi" w:cstheme="majorBidi"/>
+      <w:caps/>
+      <w:color w:val="2F5496" w:themeColor="accent1" w:themeShade="BF"/>
+      <w:sz w:val="28"/>
+      <w:szCs w:val="28"/>
+    </w:rPr>
+  </w:style>
+  <w:style w:type="character" w:styleId="SubtleEmphasis">
+    <w:name w:val="Subtle Emphasis"/>
+    <w:basedOn w:val="DefaultParagraphFont"/>
+    <w:uiPriority w:val="19"/>
+    <w:qFormat/>
+    <w:rsid w:val="0016614A"/>
+    <w:rPr>
+      <w:i/>
+      <w:iCs/>
+      <w:color w:val="595959" w:themeColor="text1" w:themeTint="A6"/>
+    </w:rPr>
+  </w:style>
+  <w:style w:type="character" w:styleId="IntenseEmphasis">
+    <w:name w:val="Intense Emphasis"/>
+    <w:basedOn w:val="DefaultParagraphFont"/>
+    <w:uiPriority w:val="21"/>
+    <w:qFormat/>
+    <w:rsid w:val="0016614A"/>
+    <w:rPr>
+      <w:b/>
+      <w:bCs/>
+      <w:i/>
+      <w:iCs/>
+      <w:color w:val="auto"/>
+    </w:rPr>
+  </w:style>
+  <w:style w:type="character" w:styleId="SubtleReference">
+    <w:name w:val="Subtle Reference"/>
+    <w:basedOn w:val="DefaultParagraphFont"/>
+    <w:uiPriority w:val="31"/>
+    <w:qFormat/>
+    <w:rsid w:val="0016614A"/>
+    <w:rPr>
+      <w:caps w:val="0"/>
+      <w:smallCaps/>
+      <w:color w:val="404040" w:themeColor="text1" w:themeTint="BF"/>
+      <w:spacing w:val="0"/>
+      <w:u w:val="single" w:color="7F7F7F" w:themeColor="text1" w:themeTint="80"/>
+    </w:rPr>
+  </w:style>
+  <w:style w:type="character" w:styleId="IntenseReference">
+    <w:name w:val="Intense Reference"/>
+    <w:basedOn w:val="DefaultParagraphFont"/>
+    <w:uiPriority w:val="32"/>
+    <w:qFormat/>
+    <w:rsid w:val="0016614A"/>
+    <w:rPr>
+      <w:b/>
+      <w:bCs/>
+      <w:caps w:val="0"/>
+      <w:smallCaps/>
+      <w:color w:val="auto"/>
+      <w:spacing w:val="0"/>
+      <w:u w:val="single"/>
+    </w:rPr>
+  </w:style>
+  <w:style w:type="character" w:styleId="BookTitle">
+    <w:name w:val="Book Title"/>
+    <w:basedOn w:val="DefaultParagraphFont"/>
+    <w:uiPriority w:val="33"/>
+    <w:qFormat/>
+    <w:rsid w:val="0016614A"/>
+    <w:rPr>
+      <w:b/>
+      <w:bCs/>
+      <w:caps w:val="0"/>
+      <w:smallCaps/>
+      <w:spacing w:val="0"/>
+    </w:rPr>
+  </w:style>
+  <w:style w:type="paragraph" w:styleId="TOCHeading">
+    <w:name w:val="TOC Heading"/>
+    <w:basedOn w:val="Heading1"/>
+    <w:next w:val="Normal"/>
+    <w:uiPriority w:val="39"/>
+    <w:semiHidden/>
+    <w:unhideWhenUsed/>
+    <w:qFormat/>
+    <w:rsid w:val="0016614A"/>
+    <w:pPr>
+      <w:outlineLvl w:val="9"/>
+    </w:pPr>
   </w:style>
 </w:styles>
 </file>
